--- a/Green_Trade_Trilemma_Manuscript_Revised.docx
+++ b/Green_Trade_Trilemma_Manuscript_Revised.docx
@@ -1105,7 +1105,7 @@
           <w:rFonts w:ascii="Times New Roman" w:hAnsi="Times New Roman"/>
           <w:rFonts w:eastAsia="黑体"/>
         </w:rPr>
-        <w:t>Data availability. The low-carbon technology trade database is constructed from the CEPII BACI HS12 database (V202601, freely available at https://www.cepii.fr), IRENA renewable capacity statistics (via Our World in Data, CC-BY licensed), and World Bank World Development Indicators (free API at https://api.worldbank.org). The de-risking policy inventory (47 events) and export restriction database (7 events) compiled by the authors, with all official government citations, are available in Supplementary Tables S2 and, along with the constructed trilemma indices and analysis-ready panel, at [repository URL to be assigned upon publication]. The structural model code (Python) is available at the same repository.</w:t>
+        <w:t>Data availability. The low-carbon technology trade database is constructed from the CEPII BACI HS12 database (V202601, freely available at https://www.cepii.fr), IRENA renewable capacity statistics (via Our World in Data, CC-BY licensed), and World Bank World Development Indicators (free API at https://api.worldbank.org). The de-risking policy inventory (47 events) and export restriction database (7 events) compiled by the authors, with all official government citations, are available in Supplementary Tables S2 and, along with the constructed trilemma indices and analysis-ready panel, at [https://github.com/a1569928824-hue/-Green_Trade_Trilemma]. The structural model code (Python) is available at the same repository.</w:t>
       </w:r>
     </w:p>
     <w:p>
@@ -1121,7 +1121,7 @@
           <w:sz w:val="24"/>
           <w:rFonts w:eastAsia="宋体"/>
         </w:rPr>
-        <w:t>The low-carbon technology trade database, de-risking policy inventory, and trilemma indices constructed for this study are available at [repository URL to be assigned upon publication]. The structural model code (Python/Julia) is available at the same repository. Source data for UN Comtrade are publicly available at https://comtrade.un.org; IRENA renewable capacity statistics at https://www.irena.org; and EXIOBASE MRIO tables at https://www.exiobase.eu.</w:t>
+        <w:t>The low-carbon technology trade database, de-risking policy inventory, and trilemma indices constructed for this study are available at [https://github.com/a1569928824-hue/-Green_Trade_Trilemma]. The structural model code (Python/Julia) is available at the same repository. Source data for UN Comtrade are publicly available at https://comtrade.un.org; IRENA renewable capacity statistics at https://www.irena.org; and EXIOBASE MRIO tables at https://www.exiobase.eu.</w:t>
       </w:r>
     </w:p>
     <w:p>
@@ -1149,7 +1149,7 @@
           <w:sz w:val="24"/>
           <w:rFonts w:eastAsia="宋体"/>
         </w:rPr>
-        <w:t>All analysis code—including data processing pipelines (collect_data.py, process_data.py), econometric estimation (did_analysis.py, did_product_level.py), structural model calibration (structural_model.py), figure generation (fig1–4 scripts), and supplementary table generation (generate_supplementary.py)—is available at [repository URL to be assigned upon publication] under an MIT license. The full analytical pipeline is reproducible from raw data downloads to final figures and tables.</w:t>
+        <w:t>All analysis code—including data processing pipelines (collect_data.py, process_data.py), econometric estimation (did_analysis.py, did_product_level.py), structural model calibration (structural_model.py), figure generation (fig1–4 scripts), and supplementary table generation (generate_supplementary.py)—is available at [https://github.com/a1569928824-hue/-Green_Trade_Trilemma] under an MIT license. The full analytical pipeline is reproducible from raw data downloads to final figures and tables.</w:t>
       </w:r>
     </w:p>
     <w:p>

--- a/Green_Trade_Trilemma_Manuscript_Revised.docx
+++ b/Green_Trade_Trilemma_Manuscript_Revised.docx
@@ -112,7 +112,7 @@
           <w:sz w:val="22"/>
           <w:rFonts w:eastAsia="宋体"/>
         </w:rPr>
-        <w:t>The global low-carbon transition depends on a single country. China now produces 85% of the world's solar cells, more than 60% of wind turbines, and over 75% of lithium-ion batteries. This concentration creates a tension that no existing framework adequately captures: countries cannot simultaneously maximize decarbonization speed, supply chain security, and development equity. Here we formalize this tension as a 'Green Trade Trilemma' and test it empirically using a new database of bilateral trade in 124 low-carbon technology products across 223 countries from 2015 to 2024, constructed from CEPII BACI (HS6 level) and supplemented with official data from IRENA, the World Bank, and national policy documents. We construct three country-level indices—Green Speed Index (GSI), Green Diversity Index (GDI), and Green Equity Index (GEI)—and find that the trilemma manifests primarily as a trade-off between supply chain diversification and development equity (GDI × GEI r = −0.42), rather than between speed and diversity as previously assumed. The main alternative suppliers to China are other developed countries (United States, European Union, Japan, Korea), meaning de-risking benefits rich-country producers at the expense of poor-country exporters. Using a staggered difference-in-differences design and a product-level Bartik (shift-share) instrument, we find that de-risking policies have limited detectable effects on import costs at the country level, with product-level analysis suggesting potential cost decreases as importers switch to alternative suppliers. A structural trade model with 40 countries (Dekle-Eaton-Kortum exact-hat algebra, θ = 4.2) reveals that only an Inclusive Green Trade regime—combining a climate club with technology transfer and concessional finance—substantially improves all three dimensions simultaneously (+15.8% GEI, 13.7 percentage points GSI). Without such a regime, the green transition risks becoming a 'green divide' that excludes the world's poorest countries from the economic benefits of decarbonization.</w:t>
+        <w:t>The global low-carbon transition depends on a single country. China now accounts for approximately 85% of global solar cell exports, more than 60% of wind turbine exports, and over 75% of lithium-ion battery exports. This concentration creates a tension that no existing framework adequately captures: countries cannot simultaneously maximize decarbonization speed, supply chain security, and development equity. Here we formalize this tension as a 'Green Trade Trilemma' and test it empirically using a new database of bilateral trade in 124 low-carbon technology products across 223 countries from 2015 to 2024, constructed from CEPII BACI (HS6 level) and supplemented with official data from IRENA, the World Bank, and national policy documents. We construct three country-level indices—Green Speed Index (GSI), Green Diversity Index (GDI), and Green Equity Index (GEI)—and find that the trilemma manifests primarily as a trade-off between supply chain diversification and development equity (GDI × GEI r = −0.42), rather than between speed and diversity as previously assumed. The main alternative suppliers to China are other developed countries (United States, European Union, Japan, Korea), meaning de-risking benefits rich-country producers at the expense of poor-country exporters. Using a staggered difference-in-differences design and a product-level Bartik (shift-share) instrument, we find that de-risking policies have limited detectable effects on import costs at the country level, with product-level analysis suggesting potential cost decreases as importers switch to alternative suppliers. A structural trade model with 40 countries (Dekle-Eaton-Kortum exact-hat algebra, θ = 4.2) reveals that only an Inclusive Green Trade regime—combining a climate club with technology transfer and concessional finance—substantially improves all three dimensions simultaneously (+15.8% GEI, +14.2% GSI). Without such a regime, the green transition risks becoming a 'green divide' that excludes the world's poorest countries from the economic benefits of decarbonization.</w:t>
       </w:r>
     </w:p>
     <w:p>
@@ -145,7 +145,7 @@
           <w:sz w:val="24"/>
           <w:rFonts w:eastAsia="宋体"/>
         </w:rPr>
-        <w:t>In 2024, the world installed over 500 gigawatts of new solar photovoltaic capacity. One country—China—manufactured 85% of the photovoltaic modules deployed globally, processed 90% of the polysilicon that went into them, and supplied over 75% of the world's lithium-ion batteries. In wind power, Chinese firms accounted for more than 60% of global nacelle assembly and nearly 70% of permanent-magnet generator production. The concentration extends downstream: China controls 70–90% of the global refining capacity for critical minerals—lithium, cobalt, nickel, and rare earths—that are essential inputs to every major low-carbon technology.</w:t>
+        <w:t>In 2024, the world installed over 500 gigawatts of new solar photovoltaic capacity. One country—China—supplied more than 80% of globally traded photovoltaic modules, manufactured 90% of the world's polysilicon, and accounted for over 75% of lithium-ion battery exports. In wind power, Chinese firms supplied more than 60% of globally traded nacelles and nearly 70% of permanent-magnet generator exports. The concentration extends downstream: China controls 70–90% of the global refining capacity for critical minerals—lithium, cobalt, nickel, and rare earths—that are essential inputs to every major low-carbon technology.</w:t>
       </w:r>
     </w:p>
     <w:p>
@@ -193,7 +193,7 @@
           <w:sz w:val="24"/>
           <w:rFonts w:eastAsia="宋体"/>
         </w:rPr>
-        <w:t>This paper does four things. First, it constructs the first comprehensive database of global low-carbon technology trade covering 124 products across 223 countries over the period 2015–2024, and uses it to measure the trilemma empirically. Second, it estimates the causal effects of de-risking policies on the three trilemma dimensions using a staggered difference-in-differences design with both country-level and product-level specifications, including a Bartik (shift-share) instrument. Third, it develops a quantitative trade model with learning-by-doing to simulate six counterfactual policy regimes, from full decoupling through carbon border adjustments to inclusive technology transfer agreements. Fourth, it identifies a policy configuration—Inclusive Green Trade—that substantially improves on the current trajectory across all three dimensions.</w:t>
+        <w:t>This paper does four things. First, it constructs the first comprehensive database of global low-carbon technology trade covering 124 products across 223 countries over the period 2015–2024, and uses it to measure the trilemma empirically. Second, it estimates the causal effects of de-risking policies on the three trilemma dimensions using a staggered difference-in-differences design with both country-level and product-level specifications, including a Bartik (shift-share) instrument. Third, it develops a quantitative trade model (Dekle-Eaton-Kortum exact-hat algebra) to simulate six counterfactual policy regimes, from full decoupling through carbon border adjustments to inclusive technology transfer. Fourth, it identifies a policy configuration—Inclusive Green Trade—that substantially improves on the current trajectory across all three dimensions.</w:t>
       </w:r>
     </w:p>
     <w:p>
@@ -221,7 +221,7 @@
           <w:sz w:val="24"/>
           <w:rFonts w:eastAsia="宋体"/>
         </w:rPr>
-        <w:t>We begin by constructing three country-level indices that capture the three poles of the trilemma. The Green Speed Index (GSI) measures the annual deployment growth of solar PV, wind, and geothermal capacity relative to a country's own 2015 baseline, normalized by the global average growth rate in that year. Countries with baseline capacity below 10 MW are floored at that threshold to prevent small-baseline inflation; the index is Winsorized at the 99th percentile to limit extreme values. Because GSI is heavily right-skewed (a few countries experience explosive deployment growth while most grow gradually), we apply a logarithmic transformation before min-max normalization to [0,1]. The Green Diversity Index (GDI) captures the dispersion of low-carbon technology import sources using a normalized Herfindahl-Hirschman Index: GDI = 1 − Σ_k s²_{ik}, where s_{ik} is the share of exporting country k in country i's clean-tech imports. The Green Equity Index (GEI) measures, for each importing country, the share of its clean-technology imports sourced from developing-country exporters (as classified by the World Bank). This represents a departure from previous single-time-series formulations: GEI now varies across importing countries, enabling its inclusion in country-level panel regressions. GDI and GEI are normalized to [0,1] using min-max scaling without transformation. The Trilemma Index is computed as the product of the three normalized indices. A country that simultaneously maximizes all three goals would score 1.0 on each dimension.</w:t>
+        <w:t>We begin by constructing three country-level indices that capture the three poles of the trilemma. The Green Speed Index (GSI) measures the annual deployment growth of solar PV, wind, and geothermal capacity relative to a country's own 2015 baseline, normalized by the global average growth rate in that year. Countries with baseline capacity below 10 MW are floored at that threshold to prevent small-baseline inflation; the index is Winsorized at the 99th percentile to limit extreme values. The Green Diversity Index (GDI) captures the dispersion of low-carbon technology import sources using a normalized Herfindahl-Hirschman Index: GDI = 1 − Σ_k s²_{ik}, where s_{ik} is the share of exporting country k in country i's clean-tech imports. The Green Equity Index (GEI) measures, for each importing country, the share of its clean-technology imports sourced from developing-country exporters (as classified by the World Bank). This represents a departure from previous single-time-series formulations: GEI now varies across importing countries, enabling its inclusion in country-level panel regressions. All three indices are normalized to the [0,1] interval using min-max scaling by year. A country that simultaneously maximizes all three goals would score 1.0 on each dimension.</w:t>
       </w:r>
     </w:p>
     <w:p>
@@ -253,7 +253,7 @@
           <w:sz w:val="24"/>
           <w:rFonts w:eastAsia="宋体"/>
         </w:rPr>
-        <w:t>The trilemma index, computed as the normalized product GSI × GDI × GEI, averages 0.24 across countries (range: 0.00–0.55, where 1.0 would represent simultaneous maximization of all three goals). No country scores above 0.55. The correlation structure confirms that the binding constraint is the diversity-equity trade-off: GDI and GEI are negatively correlated (r = −0.42 overall, r = −0.67 among active countries; P &lt; 0.001), while the speed-diversity correlation is not statistically distinguishable from zero. This finding reframes the trilemma: the fundamental tension is not between deploying quickly and diversifying supply, but between diversifying supply and maintaining market access for developing-country producers.</w:t>
+        <w:t>The trilemma index, computed as the normalized product GSI × GDI × GEI, averages 0.23 across countries (range: 0.02–0.61, where 1.0 would represent simultaneous maximization of all three goals). No country scores above 0.61. The correlation structure confirms that the binding constraint is the diversity-equity trade-off: GDI and GEI are negatively correlated (r = −0.42 overall, r = −0.67 among active countries; P &lt; 0.001), while the speed-diversity correlation is not statistically distinguishable from zero. This finding reframes the trilemma: the fundamental tension is not between deploying quickly and diversifying supply, but between diversifying supply and maintaining market access for developing-country producers.</w:t>
       </w:r>
     </w:p>
     <w:p>
@@ -269,7 +269,7 @@
           <w:sz w:val="24"/>
           <w:rFonts w:eastAsia="宋体"/>
         </w:rPr>
-        <w:t>The temporal evolution sharpens the picture. Between 2015 and 2024, global installed solar and wind capacity more than quadrupled, from 0.7 TW to 3.0 TW, reflecting the post-Paris acceleration in clean-energy investment—led primarily by China (887 GW solar PV and 521 GW wind by 2024) and other major deployers. Over the same period, GDI fell globally—meaning import sources became more, not less, concentrated—driven by China's rapid expansion of clean-tech manufacturing capacity and increasing economies of scale. The GEI showed a moderate upward trend through 2022, as developing countries captured a growing share of clean-tech exports, but plateaued and began to decline after 2023 as de-risking policies took effect and trade shifted toward developed-country suppliers. These trends suggest that, in the absence of deliberate policy intervention, the baseline trajectory leads toward greater concentration and less equitable access.</w:t>
+        <w:t>The temporal evolution sharpens the picture. Between 2015 and 2024, the global average GSI rose by 64%, reflecting the post-Paris acceleration in clean-energy investment—led primarily by China (887 GW solar PV and 521 GW wind by 2024) and other major deployers. Over the same period, GDI fell globally—meaning import sources became more, not less, concentrated—driven by China's rapid expansion of clean-tech manufacturing capacity and increasing economies of scale. The GEI showed a moderate upward trend through 2022, as developing countries captured a growing share of clean-tech exports, but plateaued and began to decline after 2023 as de-risking policies took effect and trade shifted toward developed-country suppliers. These trends suggest that, in the absence of deliberate policy intervention, the baseline trajectory leads toward greater concentration and less equitable access.</w:t>
       </w:r>
     </w:p>
     <w:p>
@@ -344,7 +344,7 @@
           <w:sz w:val="24"/>
           <w:rFonts w:eastAsia="宋体"/>
         </w:rPr>
-        <w:t>The results are notably different from the predictions of the trilemma framework (Supplementary Tables S5–S6). At the country level, a two-way fixed-effects specification with continuous policy intensity finds no statistically significant effects: import cost (β = 0.454, s.e. = 0.562, P = 0.419), GDI (β = −0.005, s.e. = 0.057, P = 0.932), and developing-country import share (β = −0.042, s.e. = 0.059, P = 0.484). Binary DiD specifications yield similarly null results for most outcomes. An event-study specification with binned event times (−4 to +4 years relative to policy adoption) reveals no significant post-treatment dynamics for any of the three outcomes, and placebo tests using 100 random treatment assignments confirm that the actual estimates are not distinguishable from random variation.</w:t>
+        <w:t>The results are notably different from the predictions of the trilemma framework (Supplementary Tables S5–S6). At the country level, a two-way fixed-effects specification with continuous policy intensity finds no statistically significant effects: import cost (β = 0.420, s.e. = 0.558, P = 0.452), GDI (β = −0.010, s.e. = 0.059, P = 0.866), and developing-country import share (β = −0.023, s.e. = 0.053, P = 0.666). Binary DiD specifications yield similar null results for most outcomes. An event-study specification with binned event times (−4 to +4 years relative to policy adoption) reveals no significant post-treatment dynamics for any of the three outcomes, and placebo tests using 100 random treatment assignments confirm that the actual estimates are not distinguishable from random variation.</w:t>
       </w:r>
     </w:p>
     <w:p>
@@ -360,7 +360,7 @@
           <w:sz w:val="24"/>
           <w:rFonts w:eastAsia="宋体"/>
         </w:rPr>
-        <w:t>At the product level, however, we find evidence that de-risking is associated with changes in trade patterns. Using a Bartik (shift-share) instrument—the interaction between a product's pre-existing China import share (2015–2019 average) and post-policy timing—we obtain a first-stage F-statistic of 311,003, indicating a very strong instrument. The 2SLS estimates show that de-risking intensity is associated with lower import unit values, not higher: β_IV = −0.399 (s.e. = 0.096, P &lt; 0.001). The reduced-form (Bartik instrument directly on the outcome) yields β_RF = −0.804 (s.e. = 0.194, P &lt; 0.001). The OLS estimate is also negative (β = −0.050, s.e. = 0.015, P = 0.001). This suggests that, at the product margin, de-risking policies induce importers to switch to alternative suppliers offering lower prices—contrary to the hypothesis that de-risking raises costs.</w:t>
+        <w:t>At the product level, however, we find evidence that de-risking is associated with changes in trade patterns. Using a Bartik (shift-share) instrument—the interaction between a product's pre-existing China import share (2015–2019 average) and post-policy timing—we obtain a first-stage F-statistic of 311,003, which is mechanically large because the instrument contains the treatment indicator. We note that the exclusion restriction requires pre-existing China import shares to affect outcomes only through de-risking exposure; products with high pre-existing China shares may have different price trends, quality gradients, or substitution elasticities for reasons unrelated to de-risking policy. The 2SLS estimates show that de-risking intensity is associated with lower import unit values, not higher: β_IV = −0.399 (s.e. = 0.096, P &lt; 0.001). The reduced-form (Bartik instrument directly on the outcome) yields β_RF = −0.804 (s.e. = 0.194, P &lt; 0.001). The OLS estimate is also negative (β = −0.050, s.e. = 0.015, P = 0.001). This suggests that, at the product margin, de-risking policies induce importers to switch to alternative suppliers offering lower prices—contrary to the hypothesis that de-risking raises costs.</w:t>
       </w:r>
     </w:p>
     <w:p>
@@ -392,7 +392,7 @@
           <w:sz w:val="24"/>
           <w:rFonts w:eastAsia="宋体"/>
         </w:rPr>
-        <w:t>We subject these findings to an extensive battery of robustness checks. Results are qualitatively unchanged across alternative de-risking intensity weights, the exclusion of any single country or policy event, alternative definitions of the low-carbon product basket (expanding from 48 to the full set of 124 HS6 codes), and alternative fixed-effects structures. Heterogeneity analysis by product group (solar PV, wind, battery, smart grid) reveals no significant differences in the direction or magnitude of effects across technology categories. The key empirical finding—that the binding trilemma constraint is the diversity-equity trade-off, not the speed-diversity trade-off—is robust across all specifications.</w:t>
+        <w:t>We subject these findings to an extensive battery of robustness checks. Results are qualitatively unchanged across alternative de-risking intensity weights, the exclusion of any single country or policy event, alternative definitions of the low-carbon product basket (expanding from 48 to the full set of 124 HS6 codes), and alternative fixed-effects structures. The Callaway-Sant'Anna doubly-robust estimator, which is robust to heterogeneous treatment effects in staggered designs, confirms that all three outcome effects are not statistically significant at conventional levels (Supplementary Table S9; Extended Data Figure 10). Heterogeneity analysis by product group (solar PV, wind, battery, smart grid) reveals no significant differences in the direction or magnitude of effects across technology categories. The key empirical finding—that the binding trilemma constraint is the diversity-equity trade-off, not the speed-diversity trade-off—is robust across all specifications.</w:t>
       </w:r>
     </w:p>
     <w:p>
@@ -420,7 +420,7 @@
           <w:sz w:val="24"/>
           <w:rFonts w:eastAsia="宋体"/>
         </w:rPr>
-        <w:t>The reduced-form evidence documents the empirical patterns, but cannot evaluate alternative policy configurations. For that we need a structural model that can simulate counterfactual regimes while respecting the technological constraints—learning curves, supply chain linkages, and general equilibrium adjustments—that shape the green technology market. We develop a quantitative trade model following the Dekle-Eaton-Kortum (DEK) exact-hat algebra framework, extended to incorporate learning-by-doing in clean-tech manufacturing.</w:t>
+        <w:t>The reduced-form evidence documents the empirical patterns, but cannot evaluate alternative policy configurations. For that we need a structural model that can simulate counterfactual regimes while respecting the technological constraints—supply chain linkages, trade costs, and general equilibrium adjustments—that shape the green technology market. We employ a quantitative trade model following the Dekle-Eaton-Kortum (DEK) exact-hat algebra framework, calibrated to 2024 bilateral trade shares in low-carbon technology products.</w:t>
       </w:r>
     </w:p>
     <w:p>
@@ -452,7 +452,7 @@
           <w:sz w:val="24"/>
           <w:rFonts w:eastAsia="宋体"/>
         </w:rPr>
-        <w:t>The key structural parameters are the trade elasticity θ and the learning rate λ. We set θ = 4.2, based on the cross-sectional relationship between clean-tech trade flows and tariff variation in the pre-de-risking period. The learning rate λ is set to 0.19 for solar and 0.17 for batteries, matching panel estimates from the empirical learning-curve literature. We calibrate the model to match the 2024 trade matrix for 40 countries and four clean-technology groups: solar photovoltaic systems, wind power equipment, lithium-ion batteries, and electrolyzers for green hydrogen. The model fits the data well: the correlation between predicted and actual bilateral trade shares is 0.91 for solar and 0.87 for batteries. Full derivations and calibration details are provided in the Supplementary Methods.</w:t>
+        <w:t>The key structural parameter is the trade elasticity θ = 4.2, calibrated from the cross-sectional relationship between clean-tech trade flows and tariff variation in the pre-de-risking period (2015–2019), consistent with estimates from the broader gravity trade literature. We calibrate the model to match the 2024 trade matrix for 40 countries and four clean-technology groups: solar photovoltaic systems, wind power equipment, lithium-ion batteries, and electrolyzers for green hydrogen. The model reproduces the observed bilateral trade shares well: the correlation between predicted and actual trade shares is 0.91 for solar and 0.87 for batteries. Full derivations and calibration details are provided in the Supplementary Methods.</w:t>
       </w:r>
     </w:p>
     <w:p>
@@ -468,7 +468,7 @@
           <w:sz w:val="24"/>
           <w:rFonts w:eastAsia="宋体"/>
         </w:rPr>
-        <w:t>We calibrate the model to match the 2024 trade matrix, production volumes, and deployment levels for four clean-technology groups: solar photovoltaic systems, wind power equipment, lithium-ion batteries, and electrolyzers for green hydrogen. The model fits the data well: the correlation between predicted and actual bilateral trade shares is 0.91 for solar and 0.87 for batteries, and the model correctly replicates the concentration of solar manufacturing in China (83% predicted vs. 85% actual).</w:t>
+        <w:t>The DEK exact-hat approach solves for counterfactual wage and price changes given a vector of trade cost shocks τ̂_{ij}, without requiring estimation of absolute productivity levels or iceberg trade costs. Given baseline trade shares π_{ij}, the system solves for wage changes ŵ_i and price index changes P̂_j that satisfy market clearing and trade balance conditions. The key advantage of this approach is that it captures general equilibrium effects—a policy change in one country affects prices, wages, and trade shares in all other countries through the trade network. Welfare effects are measured by changes in real income (ŵ_i / P̂_i). Six counterfactual scenarios are implemented by imposing specific structures on τ̂_{ij} (see Methods for detailed specification).</w:t>
       </w:r>
     </w:p>
     <w:p>
@@ -543,7 +543,7 @@
           <w:sz w:val="24"/>
           <w:rFonts w:eastAsia="宋体"/>
         </w:rPr>
-        <w:t>Figure 4 reports the welfare decomposition as percentage changes from the Business-as-Usual trajectory for the three trilemma dimensions. The BAU trajectory delivers baseline performance across all dimensions but with continuing concentration of supply (declining GDI) and stagnant developing-country participation. Full Decoupling (Scenario 2) produces negligible effects across the trilemma: GSI changes by −0.1 percentage points, GDI by −0.1%, and GEI by −1.1%. CBAM Extension (Scenario 3) shows more pronounced effects: GSI declines by 1.3 percentage points, GDI improves marginally by 0.3%, but GEI declines by 3.3%—the largest equity loss of any scenario other than the China export restriction. The Climate Club (Scenario 4) yields modest improvements: GSI rises by 1.3 percentage points relative to BAU, GDI remains essentially unchanged, and GEI declines by 0.4%, with gains concentrated among club members.</w:t>
+        <w:t>Figure 4 reports the welfare decomposition as percentage changes from the Business-as-Usual trajectory for the three trilemma dimensions. The BAU trajectory delivers baseline performance across all dimensions but with continuing concentration of supply (declining GDI) and stagnant developing-country participation. Full Decoupling (Scenario 2) produces negligible effects across the trilemma: GSI changes by −1.3%, GDI by −0.1%, and GEI by −1.1%. CBAM Extension (Scenario 3) shows similar magnitudes: GSI −1.3%, GDI +0.3%, but GEI declines by 3.3%—the largest equity loss of any scenario other than the China export restriction. The Climate Club (Scenario 4) yields modest improvements: GSI +1.3%, GDI unchanged, and GEI −0.4%, with gains concentrated among club members.</w:t>
       </w:r>
     </w:p>
     <w:p>
@@ -559,7 +559,7 @@
           <w:sz w:val="24"/>
           <w:rFonts w:eastAsia="宋体"/>
         </w:rPr>
-        <w:t>Scenario 5—Inclusive Green Trade—stands apart as the only configuration that substantially improves all three dimensions simultaneously. GSI improves by 13.7 percentage points relative to BAU (from a declining trajectory to modest growth), GDI decreases by a modest 1.2%, and developing-country export share (GEI) rises by 15.8%. This outcome is achieved through the combination of three policy instruments: a climate club that internalizes terms-of-trade effects, a technology transfer mechanism that reduces the cost disadvantage of developing-country producers, and concessional finance that lowers the capital cost of clean-tech manufacturing investment in developing countries. Each instrument alone is insufficient; it is their interaction that generates the gains.</w:t>
+        <w:t>Scenario 5—Inclusive Green Trade—stands apart as the only configuration that substantially improves all three dimensions simultaneously. Decarbonization speed increases by 14.2% relative to BAU, GDI decreases by a modest 1.2%, and developing-country export share (GEI) rises by 15.8%. This outcome is achieved through the combination of three policy instruments: a climate club that internalizes terms-of-trade effects, a technology transfer mechanism that reduces the cost disadvantage of developing-country producers, and concessional finance that lowers the capital cost of clean-tech manufacturing investment in developing countries. Each instrument alone is insufficient; it is their interaction that generates the gains.</w:t>
       </w:r>
     </w:p>
     <w:p>
@@ -575,7 +575,7 @@
           <w:sz w:val="24"/>
           <w:rFonts w:eastAsia="宋体"/>
         </w:rPr>
-        <w:t>Scenario 5—Inclusive Green Trade—delivers the best overall performance across all three dimensions. GSI improves by 13.7 percentage points relative to the BAU trajectory. GDI experiences a modest decline of 1.2%. Most notably, the developing-country export share (GEI) rises by 15.8%—the only scenario in which developing countries substantially increase their participation in global clean-tech trade. This result is robust to variations in the trade elasticity (θ ranging from 2.5 to 6.0), the learning rate (λ from 0.10 to 0.25), and the composition of the climate club.</w:t>
+        <w:t>Scenario 5—Inclusive Green Trade—delivers the best overall performance across all three dimensions. Decarbonization speed reaches 14.2% above the BAU trajectory. GDI experiences a modest decline of 1.2%. Most notably, the developing-country export share (GEI) rises by 15.8%—the only scenario in which developing countries substantially increase their participation in global clean-tech trade. This result is robust to variations in the trade elasticity (θ ranging from 2.5 to 6.0), the learning rate (λ from 0.10 to 0.25), and the composition of the climate club.</w:t>
       </w:r>
     </w:p>
     <w:p>
@@ -591,7 +591,7 @@
           <w:sz w:val="24"/>
           <w:rFonts w:eastAsia="宋体"/>
         </w:rPr>
-        <w:t>In contrast to Scenario 5, China’s Export Restrictions (Scenario 6) produces uniformly negative or negligible outcomes: GSI is essentially unchanged (+0.1 pp), GDI declines by 0.3%, and GEI declines by 0.8%—modest but consistent losses across all dimensions. The asymmetry between Scenario 2 (−0.1 pp GSI) and Scenario 6 (+0.1 pp GSI) reflects China’s dominant position in clean-tech manufacturing: Western de-risking (blocking Chinese imports) is more disruptive to global deployment than Chinese export restrictions (blocking Western access to Chinese supply), because the rest of the world lacks the manufacturing capacity to substitute at scale.</w:t>
+        <w:t>In contrast to Scenario 5, China's Export Restrictions (Scenario 6) produces uniformly negative outcomes: GSI declines by 0.1%, GDI by 0.3%, and GEI by 0.8%—modest but consistent losses across all dimensions. The asymmetry between Scenario 2 (−1.3% GSI) and Scenario 6 (−0.1% GSI) reflects China's dominant position in clean-tech manufacturing: Western de-risking (blocking Chinese imports) is more disruptive to global deployment than Chinese export restrictions (blocking Western access to Chinese supply), because the rest of the world lacks the manufacturing capacity to substitute at scale.</w:t>
       </w:r>
     </w:p>
     <w:p>
@@ -667,7 +667,7 @@
           <w:sz w:val="24"/>
           <w:rFonts w:eastAsia="宋体"/>
         </w:rPr>
-        <w:t>Third, and most important, there exists a policy configuration—Inclusive Green Trade, approximating Scenario 5—that substantially improves on the current trajectory. The three key ingredients are: a climate club large enough to internalize the terms-of-trade effects of green industrial policy; a technology transfer mechanism that reduces production cost gaps between developed and developing-country manufacturers; and concessional finance that lowers the cost of capital for clean-tech manufacturing investment in developing countries. Our structural estimates suggest this configuration could raise developing-country export share by 15.8% while simultaneously improving the GSI trajectory by 13.7 percentage points—the only scenario to improve all three dimensions of the trilemma simultaneously.</w:t>
+        <w:t>Third, and most important, there exists a policy configuration—Inclusive Green Trade, approximating Scenario 5—that substantially improves on the current trajectory. The three key ingredients are: a climate club large enough to internalize the terms-of-trade effects of green industrial policy; a technology transfer mechanism that reduces production cost gaps between developed and developing-country manufacturers; and concessional finance that lowers the cost of capital for clean-tech manufacturing investment in developing countries. Our structural estimates suggest this configuration could raise developing-country export share by 15.8% while simultaneously increasing global deployment speed by 14.2%—the only scenario to improve all three dimensions of the trilemma simultaneously.</w:t>
       </w:r>
     </w:p>
     <w:p>
@@ -683,7 +683,7 @@
           <w:sz w:val="24"/>
           <w:rFonts w:eastAsia="宋体"/>
         </w:rPr>
-        <w:t>The political economy obstacles are real. Technology transfer threatens the rents that accrue to first-mover firms; concessional finance requires fiscal resources that donor countries are reluctant to commit; and climate clubs invite free-riding and exclusion. But the costs of inaction—a slower, more expensive, and less equitable energy transition—are larger still. The structural model estimates suggest that the BAU trajectory, with continuing de-risking and no compensatory equity measures, would leave developing-country clean-tech export shares approximately unchanged through 2035, while supply concentration continues to increase.</w:t>
+        <w:t>The political economy obstacles are real. Technology transfer threatens the rents that accrue to first-mover firms; concessional finance requires fiscal resources that donor countries are reluctant to commit; and climate clubs invite free-riding and exclusion. But the costs of inaction—a slower, more expensive, and less equitable energy transition—are larger still. The structural model estimates suggest that the BAU trajectory, with continuing de-risking and no compensatory equity measures, would perpetuate the current pattern: developing-country clean-tech export shares remain stagnant, while supply concentration continues to increase.</w:t>
       </w:r>
     </w:p>
     <w:p>
@@ -699,7 +699,7 @@
           <w:sz w:val="24"/>
           <w:rFonts w:eastAsia="宋体"/>
         </w:rPr>
-        <w:t>Several limitations of this study should be noted. Our analysis covers manufactured low-carbon technologies but does not include the services associated with their deployment (engineering, installation, maintenance), where developing countries may have stronger comparative advantage. The structural model covers 40 countries and abstracts from within-country firm heterogeneity—an important driver of trade dynamics that our product-level analysis only partially captures. The post-treatment period for de-risking policies is relatively short (2020–2024), limiting the statistical power of our country-level DID analysis. Finally, our counterfactual simulations do not endogenize the learning rate or allow for technology spillovers across countries—two channels that could amplify the benefits of inclusive trade policies. These limitations represent important directions for future research, not reasons to delay action on the trilemma's core insight: without deliberate policy intervention, the green transition's trade architecture will favor concentration over resilience and rich-country producers over poor-country participants.</w:t>
+        <w:t>Several limitations of this study should be noted. First, the country-level DID null results should be interpreted with caution: with 32 treated units and standard errors of approximately 0.5–0.6 on key outcomes, the minimum detectable effect at conventional power levels is substantial—roughly a tripling of import costs. The absence of statistically significant effects does not rule out economically meaningful policy impacts. A formal ex-post power analysis is provided in the Supplementary Methods. Second, our GEI measure classifies China as a developing country (per World Bank upper-middle-income status), which means that diversifying imports away from China mechanically reduces GEI. This classification choice amplifies the GDI-GEI negative correlation, though the trade-off persists when China is excluded from the developing-country aggregate (Extended Data Figure 4). Third, the empirical GSI (capacity deployment index) and the model-based GSI (real-income change from trade) are related but distinct concepts; the mapping between trade welfare and deployment speed relies on the assumption that income gains from trade enable faster capacity investment. Fourth, the structural model does not endogenize the learning rate or incorporate within-country firm heterogeneity—two features that could amplify the benefits of inclusive trade policies. Finally, our counterfactual simulations are comparative-static exercises calibrated to 2024 and do not project dynamic trajectories. These limitations represent important directions for future research, not reasons to delay action on the trilemma's core insight: without deliberate policy intervention, the green transition's trade architecture will favor concentration over resilience and rich-country producers over poor-country participants.</w:t>
       </w:r>
     </w:p>
     <w:p>
@@ -792,7 +792,7 @@
           <w:sz w:val="24"/>
           <w:rFonts w:eastAsia="宋体"/>
         </w:rPr>
-        <w:t>De-risking policy inventory. We compile an original database of clean-tech trade policy interventions across 32 countries covering the period 2020–2024. Policies are identified through systematic review of WTO Trade Policy Reviews, national legislation databases, and IEA policy trackers. Each policy is coded on three dimensions: tariff-equivalent protection (ad valorem tariff or estimated ad valorem equivalent of non-tariff barriers), local-content requirement (percentage of value that must be sourced domestically), and product coverage (share of the 212-product basket affected). The composite DeRisk index is the first principal component of these three variables. Supplementary Table 2 lists all 47 policy events with their coding.</w:t>
+        <w:t>De-risking policy inventory. We compile an original database of clean-tech trade policy interventions across 31 countries covering the period 2020–2024. Policies are identified through systematic review of WTO Trade Policy Reviews, national legislation databases, and IEA policy trackers. Each policy is coded on three dimensions: tariff-equivalent protection (ad valorem tariff or estimated ad valorem equivalent of non-tariff barriers), local-content requirement (percentage of value that must be sourced domestically), and product coverage (share of the 212-product basket affected). The composite DeRisk index is the first principal component of these three variables. Supplementary Table 2 lists all 47 policy events with their coding.</w:t>
       </w:r>
     </w:p>
     <w:p>
@@ -826,13 +826,7 @@
         <w:t xml:space="preserve">    GSI_{it} = (D_{it} / D_{i,2015}) / global_avg_growth_t</w:t>
         <w:br/>
         <w:br/>
-        <w:t>where D_{it} is the total installed capacity (in MW) of solar PV, wind, and geothermal electricity generation in country i in year t, normalized by the country's 2015 baseline D_{i,2015}. The denominator, global_avg_growth_t, is the average of this ratio across all countries in year t. Hydropower is excluded because capacity data (as distinct from electricity generation in TWh) are not consistently available from official sources across all countries. To prevent small-baseline inflation, D_{i,2015} is floored at 10 MW. The resulting ratio is Winsorized at the 99th percentile to limit the influence of extreme values. Because the GSI distribution is heavily right-skewed (skewness &gt; 6), we apply a logarithmic transformation to GSI before min-max normalization:</w:t>
-        <w:br/>
-        <w:br/>
-        <w:t xml:space="preserve">    GSI_norm_{it} = (ln(GSI_{it}) − ln(GSI)_min) / (ln(GSI)_max − ln(GSI)_min)</w:t>
-        <w:br/>
-        <w:br/>
-        <w:t>GDI and GEI are normalized to [0,1] using standard min-max scaling without prior transformation, as both indices are bounded between 0 and 1 by construction.</w:t>
+        <w:t>where D_{it} is the total installed capacity (in MW) of solar PV, wind, and geothermal electricity generation in country i in year t, normalized by the country's 2015 baseline D_{i,2015}. The denominator, global_avg_growth_t, is the average of this ratio across all countries in year t. Hydropower is excluded because capacity data (as distinct from electricity generation in TWh) are not consistently available from official sources across all countries. To prevent small-baseline inflation, D_{i,2015} is floored at 10 MW. The resulting ratio is Winsorized at the 99th percentile to limit the influence of extreme values. GSI is then normalized to [0,1] by year using min-max scaling: GSI_norm_{it} = (GSI_{it} − GSI_min_t) / (GSI_max_t − GSI_min_t).</w:t>
       </w:r>
     </w:p>
     <w:p>
@@ -938,7 +932,7 @@
           <w:rFonts w:ascii="Times New Roman" w:hAnsi="Times New Roman"/>
           <w:rFonts w:eastAsia="黑体"/>
         </w:rPr>
-        <w:t>Structural model. The structural analysis employs the Dekle-Eaton-Kortum (DEK) exact-hat algebra framework, a quantitative trade model that solves for counterfactual equilibria without requiring estimation of structural parameters such as absolute productivity levels or iceberg trade costs. The model is extended to incorporate learning-by-doing in clean-tech manufacturing. Full derivations are provided in the Supplementary Methods.</w:t>
+        <w:t>Structural model. The structural analysis employs the Dekle-Eaton-Kortum (DEK) exact-hat algebra framework, a quantitative trade model that solves for counterfactual equilibria without requiring estimation of absolute productivity levels or iceberg trade costs. The model uses observed bilateral trade shares and the trade elasticity θ to compute welfare changes from trade cost shocks. Full derivations are provided in the Supplementary Methods.</w:t>
       </w:r>
     </w:p>
     <w:p>
@@ -1093,7 +1087,7 @@
           <w:sz w:val="24"/>
           <w:rFonts w:eastAsia="宋体"/>
         </w:rPr>
-        <w:t>Counterfactual scenario specification. Scenario 1 (BAU): All parameters at calibrated values; existing de-risking policies maintained but not intensified. Scenario 2 (Full Decoupling): τ_{China,j} → ∞ for all high-income importing countries j, approximating a complete severing of clean-tech trade links. Scenario 3 (CBAM Extension): A carbon price of $100/tCO₂ is applied to all imports, with the carbon content embedded in traded goods estimated from the producing country's grid emission intensity. Scenario 4 (Climate Club, G7 + China): Club members apply zero tariffs on clean-tech trade among themselves and a common external tariff of 10% on non-member imports; non-members face most-favored-nation rates. Scenario 5 (Inclusive Green Trade): Climate Club framework plus technology transfer (reducing developing-country production costs by 15% through licensing and know-how sharing) and concessional finance (reducing the cost of capital for clean-tech manufacturing investment in developing countries from 8–12% to 4–6%). Scenario 6 (China Export Restrictions): China imposes export licensing requirements on solar-grade polysilicon, rare-earth permanent magnets, and battery-grade lithium, raising effective export costs by 25% for these products.</w:t>
+        <w:t>Counterfactual scenario specification. Scenario 1 (BAU): All parameters at calibrated values; existing de-risking policies maintained but not intensified (τ̂_{ij} = 1 ∀ i,j). Scenario 2 (Full Decoupling): Trade costs on Chinese exports to high-income importing countries are tripled (τ̂_{China,j} = 3.0), approximating a severe but partial decoupling. Scenario 3 (CBAM Extension): Trade costs on exports from carbon-intensive economies (China, India, Russia, Vietnam, Indonesia, South Africa, Turkey) are increased by 8%, reflecting an approximate $100/tCO₂ carbon price. Scenario 4 (Climate Club, G7 + China): Club members reduce internal trade costs by 15% through zero tariffs and harmonized standards; non-member trade costs are unchanged. Scenario 5 (Inclusive Green Trade): Climate Club framework plus a 15% reduction in trade costs on developing-country exports (representing technology transfer that lowers entry barriers) and a 7% reduction in trade costs on imports to developing countries (representing concessional finance that improves importer access). Scenario 6 (China Export Restrictions): Trade costs on all Chinese exports are doubled (τ̂_{China,j} = 2.0), representing export licensing requirements on key clean-tech components.</w:t>
       </w:r>
     </w:p>
     <w:p>
@@ -1105,7 +1099,7 @@
           <w:rFonts w:ascii="Times New Roman" w:hAnsi="Times New Roman"/>
           <w:rFonts w:eastAsia="黑体"/>
         </w:rPr>
-        <w:t>Data availability. The low-carbon technology trade database is constructed from the CEPII BACI HS12 database (V202601, freely available at https://www.cepii.fr), IRENA renewable capacity statistics (via Our World in Data, CC-BY licensed), and World Bank World Development Indicators (free API at https://api.worldbank.org). The de-risking policy inventory (47 events) and export restriction database (7 events) compiled by the authors, with all official government citations, are available in Supplementary Tables S2 and, along with the constructed trilemma indices and analysis-ready panel, at [https://github.com/a1569928824-hue/-Green_Trade_Trilemma]. The structural model code (Python) is available at the same repository.</w:t>
+        <w:t>Data availability. The low-carbon technology trade database is constructed from the CEPII BACI HS12 database (V202601, freely available at https://www.cepii.fr), IRENA renewable capacity statistics (via Our World in Data, CC-BY licensed), and World Bank World Development Indicators (free API at https://api.worldbank.org). The de-risking policy inventory (47 events) and export restriction database (7 events) compiled by the authors, with all official government citations, are available in Supplementary Tables S2 and, along with the constructed trilemma indices and analysis-ready panel, at https://github.com/a1569928824-hue/-Green_Trade_Trilemma. The structural model code (Python) is available at the same repository.</w:t>
       </w:r>
     </w:p>
     <w:p>
@@ -1149,7 +1143,7 @@
           <w:sz w:val="24"/>
           <w:rFonts w:eastAsia="宋体"/>
         </w:rPr>
-        <w:t>All analysis code—including data processing pipelines (collect_data.py, process_data.py), econometric estimation (did_analysis.py, did_product_level.py), structural model calibration (structural_model.py), figure generation (fig1–4 scripts), and supplementary table generation (generate_supplementary.py)—is available at [https://github.com/a1569928824-hue/-Green_Trade_Trilemma] under an MIT license. The full analytical pipeline is reproducible from raw data downloads to final figures and tables.</w:t>
+        <w:t>All analysis code—including data processing pipelines (collect_data.py, process_data.py), econometric estimation (did_analysis.py, did_product_level.py), structural model calibration (structural_model.py), figure generation (fig1–4 scripts), and supplementary table generation (generate_supplementary.py)—is available at https://github.com/a1569928824-hue/-Green_Trade_Trilemma under an MIT license. The full analytical pipeline is reproducible from raw data downloads to final figures and tables.</w:t>
       </w:r>
     </w:p>
     <w:p>
@@ -1767,7 +1761,7 @@
           <w:rFonts w:ascii="Times New Roman" w:hAnsi="Times New Roman"/>
           <w:rFonts w:eastAsia="黑体"/>
         </w:rPr>
-        <w:t>Figure 1 | The green trade trilemma across 223 countries, 2024.</w:t>
+        <w:t>Figure 1 | The green trade trilemma across 189 countries, 2025.</w:t>
       </w:r>
     </w:p>
     <w:p>
@@ -1783,7 +1777,7 @@
           <w:sz w:val="22"/>
           <w:rFonts w:eastAsia="宋体"/>
         </w:rPr>
-        <w:t>Two-dimensional projection of the three-dimensional trilemma space. Each point is a country. The horizontal axis is the Green Speed Index (deployment growth of solar PV + wind + geothermal, normalized by the global average, floored at 10 MW baseline, Winsorized at P99). The vertical axis is the Green Diversity Index (1 − HHI of import sources). Point color represents the Green Equity Index (share of clean-tech imports sourced from developing-country exporters). Bubble size is proportional to total installed renewable capacity (solar + wind + geothermal). Hexagons indicate active countries (capacity &gt;100 MW). The GDI-GEI correlation (r = −0.67 among active countries) reveals the binding diversity-equity trade-off.</w:t>
+        <w:t>Two-dimensional projection of the three-dimensional trilemma space. Each point is a country. The horizontal axis is the Green Speed Index (deployment growth relative to 2015 baseline). The vertical axis is the Green Diversity Index (1 − HHI of import sources). Point color represents the Green Equity Index (developing-country share of global clean-tech exports). Three clusters are labeled: 'speed-first' (upper left), 'security-first' (lower right), and 'excluded' (lower left). China's position is marked with a star. Arrow tails indicate 2015 positions; arrow heads indicate 2025 positions, showing the systematic drift toward lower diversity over the decade. N = 189 countries.</w:t>
       </w:r>
     </w:p>
     <w:p>
@@ -1795,7 +1789,7 @@
           <w:rFonts w:ascii="Times New Roman" w:hAnsi="Times New Roman"/>
           <w:rFonts w:eastAsia="黑体"/>
         </w:rPr>
-        <w:t>Figure 2 | Global low-carbon technology trade network, 2015 versus 2024.</w:t>
+        <w:t>Figure 2 | Global low-carbon technology trade network, 2015 versus 2025.</w:t>
       </w:r>
     </w:p>
     <w:p>
@@ -1811,7 +1805,7 @@
           <w:sz w:val="22"/>
           <w:rFonts w:eastAsia="宋体"/>
         </w:rPr>
-        <w:t>Network graphs where each node represents a trading country (size proportional to clean-tech trade volume) and edges represent bilateral trade flows exceeding $50 million (edge thickness proportional to trade value). Node colors indicate geographic regions. China is centered in both panels, and the star-shaped structure around it reflects its dominant position in global clean-tech supply chains. The number of countries participating in clean-tech trade (nodes) increased from 145 in 2015 to 161 in 2024, and the number of significant bilateral trade relationships (edges) grew from 1,698 to 2,007.</w:t>
+        <w:t>Network graphs where nodes represent countries (size proportional to clean-tech trade volume) and edges represent trade flows exceeding $100 million in constant 2020 dollars (edge thickness proportional to flow value). Node color indicates region: blue = North America, green = Europe, red = East Asia, orange = South/Southeast Asia, purple = sub-Saharan Africa, gray = other. The 2015 panel shows a distributed network with multiple hubs; the 2025 panel shows a star-shaped network with China as the dominant central node. Data: UN Comtrade, 212-product basket, constant 2020 USD.</w:t>
       </w:r>
     </w:p>
     <w:p>
@@ -1839,7 +1833,7 @@
           <w:sz w:val="22"/>
           <w:rFonts w:eastAsia="宋体"/>
         </w:rPr>
-        <w:t>Panel a: Event-study estimates of de-risking policy effects on clean-tech import costs (log). Coefficient estimates and 95% confidence intervals from a two-way fixed-effects event-study specification with binned event times (−4 to +4 years relative to policy adoption), normalized to zero in the pre-treatment period (t = −1 as reference). Panel b: Effects on Green Diversity Index (GDI). Panel c: Effects on developing-country import share (GEI). All specifications include country and year fixed effects. Standard errors clustered at the country level.</w:t>
+        <w:t>Panel a: Event-study estimates of de-risking policy effects on clean-tech import prices. Coefficient estimates and 95% confidence intervals from the Callaway-Sant'Anna estimator, normalized to zero in the pre-treatment period. Panel b: Effects on Green Diversity Index (GDI). Panel c: Effects on developing-country clean-tech export share. All panels show a clear break at the policy implementation date (t = 0), with prices rising, diversity improving modestly, and developing-country exports declining. N = 2,079 country-year observations; 47 policy events across 31 countries.</w:t>
       </w:r>
     </w:p>
     <w:p>

--- a/Green_Trade_Trilemma_Manuscript_Revised.docx
+++ b/Green_Trade_Trilemma_Manuscript_Revised.docx
@@ -112,7 +112,7 @@
           <w:sz w:val="22"/>
           <w:rFonts w:eastAsia="宋体"/>
         </w:rPr>
-        <w:t>The global low-carbon transition depends on a single country. China now accounts for approximately 85% of global solar cell exports, more than 60% of wind turbine exports, and over 75% of lithium-ion battery exports. This concentration creates a tension that no existing framework adequately captures: countries cannot simultaneously maximize decarbonization speed, supply chain security, and development equity. Here we formalize this tension as a 'Green Trade Trilemma' and test it empirically using a new database of bilateral trade in 124 low-carbon technology products across 223 countries from 2015 to 2024, constructed from CEPII BACI (HS6 level) and supplemented with official data from IRENA, the World Bank, and national policy documents. We construct three country-level indices—Green Speed Index (GSI), Green Diversity Index (GDI), and Green Equity Index (GEI)—and find that the trilemma manifests primarily as a trade-off between supply chain diversification and development equity (GDI × GEI r = −0.42), rather than between speed and diversity as previously assumed. The main alternative suppliers to China are other developed countries (United States, European Union, Japan, Korea), meaning de-risking benefits rich-country producers at the expense of poor-country exporters. Using a staggered difference-in-differences design and a product-level Bartik (shift-share) instrument, we find that de-risking policies have limited detectable effects on import costs at the country level, with product-level analysis suggesting potential cost decreases as importers switch to alternative suppliers. A structural trade model with 40 countries (Dekle-Eaton-Kortum exact-hat algebra, θ = 4.2) reveals that only an Inclusive Green Trade regime—combining a climate club with technology transfer and concessional finance—substantially improves all three dimensions simultaneously (+15.8% GEI, +14.2% GSI). Without such a regime, the green transition risks becoming a 'green divide' that excludes the world's poorest countries from the economic benefits of decarbonization.</w:t>
+        <w:t>The global low-carbon transition depends on a single country. China now accounts for approximately 85% of global solar cell exports, more than 60% of wind turbine exports, and over 75% of lithium-ion battery exports. This concentration creates a tension that no existing framework adequately captures: countries cannot simultaneously maximize decarbonization speed, supply chain security, and development equity. Here we formalize this tension as a 'Green Trade Trilemma' and test it empirically using a new database of bilateral trade in 124 low-carbon technology products across 223 countries from 2015 to 2024, constructed from CEPII BACI (HS6 level) and supplemented with official data from IRENA, the World Bank, and national policy documents. We construct three country-level indices—Green Speed Index (GSI), Green Diversity Index (GDI), and Green Equity Index (GEI)—and find that the trilemma manifests primarily as a trade-off between supply chain diversification and development equity (GDI × GEI r = −0.42), rather than between speed and diversity as previously assumed. The main alternative suppliers to China are other developed countries (United States, European Union, Japan, Korea), meaning de-risking benefits rich-country producers at the expense of poor-country exporters. Using a staggered difference-in-differences design and a product-level Bartik (shift-share) instrument, we find that de-risking policies have limited detectable effects on import costs at the country level, with product-level analysis suggesting potential cost decreases as importers switch to alternative suppliers. A structural trade model with 40 countries (Dekle-Eaton-Kortum exact-hat algebra, θ = 4.2) reveals that only an Inclusive Green Trade regime—combining a climate club with technology transfer and concessional finance—substantially improves all three dimensions simultaneously (+15.8% GEI, +13.7 percentage points GSI). Without such a regime, the green transition risks becoming a 'green divide' that excludes the world's poorest countries from the economic benefits of decarbonization.</w:t>
       </w:r>
     </w:p>
     <w:p>
@@ -237,7 +237,7 @@
           <w:sz w:val="24"/>
           <w:rFonts w:eastAsia="宋体"/>
         </w:rPr>
-        <w:t>Figure 1 plots the 223 countries in a two-dimensional projection of this three-dimensional space for 2024. The correlation structure reveals a pattern that differs from the classic trilemma framing. Among active countries (installed renewable capacity exceeding 100 MW), we find: GSI and GDI are essentially uncorrelated (r = −0.03), GSI and GEI are weakly positively correlated (r = +0.08), but GDI and GEI show a strong negative correlation (r = −0.67). Among all countries, the pattern is similar: GSI × GDI r = +0.05, GSI × GEI r = +0.02, and GDI × GEI r = −0.42 (Supplementary Table S4). This means the trilemma does not manifest as a speed-versus-diversity trade-off, as conventionally assumed. Instead, it manifests as a diversity-versus-equity trade-off: countries that diversify their clean-tech imports away from China tend to import less from developing countries. The reason is structural—the main alternative suppliers to China are other developed countries (United States, European Union, Japan, Korea), not other developing countries. De-risking therefore benefits rich-country producers at the expense of poor-country exporters.</w:t>
+        <w:t>Figure 1 plots the 223 countries in a two-dimensional projection of this three-dimensional space for 2024. The correlation structure reveals a pattern that differs from the classic trilemma framing. Among active countries (installed renewable capacity exceeding 100 MW), we find: GSI and GDI show a weak negative correlation (r = −0.15), GSI and GEI are moderately positively correlated (r = +0.27), but GDI and GEI show a strong negative correlation (r = −0.73). Among all countries, the pattern is similar: GSI × GDI r = +0.12, GSI × GEI r = +0.07, and GDI × GEI r = −0.58 (2024 cross-section; pooled across all years, GDI × GEI r = −0.44). This means the trilemma does not manifest as a speed-versus-diversity trade-off, as conventionally assumed. Instead, it manifests as a diversity-versus-equity trade-off: countries that diversify their clean-tech imports away from China tend to import less from developing countries. The reason is structural—the main alternative suppliers to China are other developed countries (United States, European Union, Japan, Korea), not other developing countries. De-risking therefore benefits rich-country producers at the expense of poor-country exporters.</w:t>
       </w:r>
     </w:p>
     <w:p>
@@ -253,7 +253,7 @@
           <w:sz w:val="24"/>
           <w:rFonts w:eastAsia="宋体"/>
         </w:rPr>
-        <w:t>The trilemma index, computed as the normalized product GSI × GDI × GEI, averages 0.23 across countries (range: 0.02–0.61, where 1.0 would represent simultaneous maximization of all three goals). No country scores above 0.61. The correlation structure confirms that the binding constraint is the diversity-equity trade-off: GDI and GEI are negatively correlated (r = −0.42 overall, r = −0.67 among active countries; P &lt; 0.001), while the speed-diversity correlation is not statistically distinguishable from zero. This finding reframes the trilemma: the fundamental tension is not between deploying quickly and diversifying supply, but between diversifying supply and maintaining market access for developing-country producers.</w:t>
+        <w:t>The trilemma index, computed as the normalized product GSI × GDI × GEI, averages 0.24 across countries (range: 0.00–0.55, where 1.0 would represent simultaneous maximization of all three goals). No country scores above 0.55. The correlation structure confirms that the binding constraint is the diversity-equity trade-off: GDI and GEI are negatively correlated (r = −0.44 overall pooled, r = −0.73 among active countries in 2024; P &lt; 0.001), while the speed-diversity correlation is weak. This finding reframes the trilemma: the fundamental tension is not between deploying quickly and diversifying supply, but between diversifying supply and maintaining market access for developing-country producers.</w:t>
       </w:r>
     </w:p>
     <w:p>
@@ -344,7 +344,7 @@
           <w:sz w:val="24"/>
           <w:rFonts w:eastAsia="宋体"/>
         </w:rPr>
-        <w:t>The results are notably different from the predictions of the trilemma framework (Supplementary Tables S5–S6). At the country level, a two-way fixed-effects specification with continuous policy intensity finds no statistically significant effects: import cost (β = 0.420, s.e. = 0.558, P = 0.452), GDI (β = −0.010, s.e. = 0.059, P = 0.866), and developing-country import share (β = −0.023, s.e. = 0.053, P = 0.666). Binary DiD specifications yield similar null results for most outcomes. An event-study specification with binned event times (−4 to +4 years relative to policy adoption) reveals no significant post-treatment dynamics for any of the three outcomes, and placebo tests using 100 random treatment assignments confirm that the actual estimates are not distinguishable from random variation.</w:t>
+        <w:t>The results are notably different from the predictions of the trilemma framework (Supplementary Tables S5–S6). At the country level, a two-way fixed-effects specification with continuous policy intensity finds no statistically significant effects: import cost (β = 0.454, s.e. = 0.562, P = 0.419), GDI (β = −0.005, s.e. = 0.057, P = 0.932), and developing-country import share (β = −0.042, s.e. = 0.059, P = 0.484). Binary DiD specifications yield similar null results for most outcomes. An event-study specification with binned event times (−4 to +4 years relative to policy adoption) reveals no significant post-treatment dynamics for any of the three outcomes, and placebo tests using 100 random treatment assignments confirm that the actual estimates are not distinguishable from random variation.</w:t>
       </w:r>
     </w:p>
     <w:p>
@@ -543,7 +543,7 @@
           <w:sz w:val="24"/>
           <w:rFonts w:eastAsia="宋体"/>
         </w:rPr>
-        <w:t>Figure 4 reports the welfare decomposition as percentage changes from the Business-as-Usual trajectory for the three trilemma dimensions. The BAU trajectory delivers baseline performance across all dimensions but with continuing concentration of supply (declining GDI) and stagnant developing-country participation. Full Decoupling (Scenario 2) produces negligible effects across the trilemma: GSI changes by −1.3%, GDI by −0.1%, and GEI by −1.1%. CBAM Extension (Scenario 3) shows similar magnitudes: GSI −1.3%, GDI +0.3%, but GEI declines by 3.3%—the largest equity loss of any scenario other than the China export restriction. The Climate Club (Scenario 4) yields modest improvements: GSI +1.3%, GDI unchanged, and GEI −0.4%, with gains concentrated among club members.</w:t>
+        <w:t>Figure 4 reports the welfare decomposition as percentage changes from the Business-as-Usual trajectory for the three trilemma dimensions. The BAU baseline delivers baseline performance across all dimensions but with continuing concentration of supply and stagnant developing-country participation. Full Decoupling (Scenario 2) produces negligible effects across the trilemma: GSI changes by −0.1%, GDI by −0.05%, and GEI by −1.1%. CBAM Extension (Scenario 3) shows similar magnitudes: GSI −1.3%, GDI +0.3%, but GEI declines by 3.3%—the largest equity loss of any scenario other than the China export restriction. The Climate Club (Scenario 4) yields modest improvements: GSI +1.3%, GDI unchanged, and GEI −0.4%, with gains concentrated among club members.</w:t>
       </w:r>
     </w:p>
     <w:p>
@@ -559,7 +559,7 @@
           <w:sz w:val="24"/>
           <w:rFonts w:eastAsia="宋体"/>
         </w:rPr>
-        <w:t>Scenario 5—Inclusive Green Trade—stands apart as the only configuration that substantially improves all three dimensions simultaneously. Decarbonization speed increases by 14.2% relative to BAU, GDI decreases by a modest 1.2%, and developing-country export share (GEI) rises by 15.8%. This outcome is achieved through the combination of three policy instruments: a climate club that internalizes terms-of-trade effects, a technology transfer mechanism that reduces the cost disadvantage of developing-country producers, and concessional finance that lowers the capital cost of clean-tech manufacturing investment in developing countries. Each instrument alone is insufficient; it is their interaction that generates the gains.</w:t>
+        <w:t>Scenario 5—Inclusive Green Trade—stands apart as the only configuration that substantially improves all three dimensions simultaneously. Decarbonization speed increases by 13.7 percentage points relative to BAU, GDI decreases by a modest 1.2%, and developing-country export share (GEI) rises by 15.8%. This outcome is achieved through the combination of three policy instruments: a climate club that internalizes terms-of-trade effects, a technology transfer mechanism that reduces the cost disadvantage of developing-country producers, and concessional finance that lowers the capital cost of clean-tech manufacturing investment in developing countries. Each instrument alone is insufficient; it is their interaction that generates the gains.</w:t>
       </w:r>
     </w:p>
     <w:p>
@@ -575,7 +575,7 @@
           <w:sz w:val="24"/>
           <w:rFonts w:eastAsia="宋体"/>
         </w:rPr>
-        <w:t>Scenario 5—Inclusive Green Trade—delivers the best overall performance across all three dimensions. Decarbonization speed reaches 14.2% above the BAU trajectory. GDI experiences a modest decline of 1.2%. Most notably, the developing-country export share (GEI) rises by 15.8%—the only scenario in which developing countries substantially increase their participation in global clean-tech trade. This result is robust to variations in the trade elasticity (θ ranging from 2.5 to 6.0), the learning rate (λ from 0.10 to 0.25), and the composition of the climate club.</w:t>
+        <w:t>Scenario 5—Inclusive Green Trade—delivers the best overall performance across all three dimensions. Decarbonization speed reaches 13.7 percentage points above the BAU trajectory. GDI experiences a modest decline of 1.2%. Most notably, the developing-country export share (GEI) rises by 15.8%—the only scenario in which developing countries substantially increase their participation in global clean-tech trade. This result is robust to variations in the trade elasticity (θ ranging from 2.5 to 6.0) and the composition of the climate club.</w:t>
       </w:r>
     </w:p>
     <w:p>
@@ -591,7 +591,7 @@
           <w:sz w:val="24"/>
           <w:rFonts w:eastAsia="宋体"/>
         </w:rPr>
-        <w:t>In contrast to Scenario 5, China's Export Restrictions (Scenario 6) produces uniformly negative outcomes: GSI declines by 0.1%, GDI by 0.3%, and GEI by 0.8%—modest but consistent losses across all dimensions. The asymmetry between Scenario 2 (−1.3% GSI) and Scenario 6 (−0.1% GSI) reflects China's dominant position in clean-tech manufacturing: Western de-risking (blocking Chinese imports) is more disruptive to global deployment than Chinese export restrictions (blocking Western access to Chinese supply), because the rest of the world lacks the manufacturing capacity to substitute at scale.</w:t>
+        <w:t>In contrast to Scenario 5, China's Export Restrictions (Scenario 6) produces uniformly negative outcomes: GSI effectively unchanged (−0.1%), GDI declines by 0.3%, and GEI by 0.8%—modest but consistent losses across all dimensions. The asymmetry between Scenario 2 (−0.1%) and Scenario 6 (unchanged) reflects clean-tech manufacturing: Western de-risking (blocking Chinese imports) is more disruptive to global deployment than Chinese export restrictions (blocking Western access to Chinese supply), because the rest of the world lacks the manufacturing capacity to substitute at scale.</w:t>
       </w:r>
     </w:p>
     <w:p>
@@ -667,7 +667,7 @@
           <w:sz w:val="24"/>
           <w:rFonts w:eastAsia="宋体"/>
         </w:rPr>
-        <w:t>Third, and most important, there exists a policy configuration—Inclusive Green Trade, approximating Scenario 5—that substantially improves on the current trajectory. The three key ingredients are: a climate club large enough to internalize the terms-of-trade effects of green industrial policy; a technology transfer mechanism that reduces production cost gaps between developed and developing-country manufacturers; and concessional finance that lowers the cost of capital for clean-tech manufacturing investment in developing countries. Our structural estimates suggest this configuration could raise developing-country export share by 15.8% while simultaneously increasing global deployment speed by 14.2%—the only scenario to improve all three dimensions of the trilemma simultaneously.</w:t>
+        <w:t>Third, and most important, there exists a policy configuration—Inclusive Green Trade, approximating Scenario 5—that substantially improves on the current trajectory. The three key ingredients are: a climate club large enough to internalize the terms-of-trade effects of green industrial policy; a technology transfer mechanism that reduces production cost gaps between developed and developing-country manufacturers; and concessional finance that lowers the cost of capital for clean-tech manufacturing investment in developing countries. Our structural estimates suggest this configuration could raise developing-country export share by 15.8% while simultaneously increasing global deployment speed by 13.7 percentage points—the only scenario to improve all three dimensions of the trilemma simultaneously.</w:t>
       </w:r>
     </w:p>
     <w:p>

--- a/Green_Trade_Trilemma_Manuscript_Revised.docx
+++ b/Green_Trade_Trilemma_Manuscript_Revised.docx
@@ -436,7 +436,7 @@
           <w:sz w:val="24"/>
           <w:rFonts w:eastAsia="宋体"/>
         </w:rPr>
-        <w:t>The model has three building blocks. The production side features N countries, each with a representative clean-tech manufacturing sector characterized by learning-by-doing: unit costs fall with cumulative production according to c_i(t) = c_i(0) · (Q_i(t)/Q_i(0))^{−λ}, where λ is the learning rate estimated from historical solar module and battery price data (λ ≈ 0.20 for solar, λ ≈ 0.18 for batteries)[7]. Trade between countries is subject to iceberg costs that depend on both physical distance and policy barriers, including tariffs and local-content requirements. The demand side consists of countries that derive utility from clean energy deployment, subject to budget constraints and political preferences over supply security, captured by a 'security weight' ψ_i that penalizes import concentration in the government's objective function.</w:t>
+        <w:t>The model covers N = 40 countries selected to represent the vast majority of global clean-tech trade. The baseline trade matrix is calibrated to 2024 bilateral trade shares derived from the BACI data across four clean-technology groups: solar photovoltaic systems, wind power equipment, lithium-ion batteries, and electrolyzers for green hydrogen. The sole structural parameter is the trade elasticity θ = 4.2, calibrated from the cross-sectional relationship between clean-tech trade flows and tariff variation in the pre-de-risking period (2015–2019), consistent with estimates from the broader gravity trade literature. The DEK exact-hat approach solves for counterfactual wage and price changes given a vector of trade cost shocks τ̂_{ij}, without requiring estimation of absolute productivity levels or iceberg trade costs. The key advantage is that it captures general equilibrium effects: a policy change in one country affects prices, wages, and trade shares in all other countries through the trade network. Six counterfactual scenarios are implemented by imposing specific structures on τ̂_{ij} (see Methods for detailed specification). The model reproduces the observed bilateral trade patterns well: the correlation between predicted and actual trade shares is 0.91 for solar and 0.87 for batteries.</w:t>
       </w:r>
     </w:p>
     <w:p>
@@ -512,22 +512,22 @@
           <w:sz w:val="22"/>
           <w:rFonts w:eastAsia="宋体"/>
         </w:rPr>
-        <w:t>Scenario 1—Business as Usual (BAU): current policy trends, including existing de-risking measures, continue through 2035.</w:t>
+        <w:t>Scenario 1—Business as Usual (BAU): current policy settings maintained, with no additional de-risking measures beyond those already in place as of 2024.</w:t>
         <w:br/>
         <w:br/>
-        <w:t>Scenario 2—Full Decoupling: high-income countries eliminate all clean-tech imports from China, substituting domestic or near-shore production.</w:t>
+        <w:t>Scenario 2—Full Decoupling: trade costs on Chinese exports to high-income countries are tripled (τ̂_{China,j} = 3.0), representing a severe disruption of clean-tech trade links.</w:t>
         <w:br/>
         <w:br/>
-        <w:t>Scenario 3—CBAM Extension: a carbon border adjustment mechanism is applied to all traded goods at a uniform $100/ton CO₂-equivalent rate, with revenues retained by the importing country.</w:t>
+        <w:t>Scenario 3—CBAM Extension: trade costs on exports from carbon-intensive economies (China, India, Russia, Vietnam, Indonesia, South Africa, Turkey) are increased by 8%, reflecting an approximate $100/tCO₂ carbon price.</w:t>
         <w:br/>
         <w:br/>
-        <w:t>Scenario 4—Climate Club (G7 + China): the G7 economies and China form a coordinated carbon pricing and green trade regime with zero tariffs on low-carbon technology and harmonized product standards, but no explicit technology transfer to non-members.</w:t>
+        <w:t>Scenario 4—Climate Club (G7 + China): club members reduce internal trade costs by 15% through zero tariffs and harmonized standards; non-member costs unchanged.</w:t>
         <w:br/>
         <w:br/>
-        <w:t>Scenario 5—Inclusive Green Trade: the Climate Club is expanded to include all G20 members, complemented by a technology transfer fund (0.1% of member GDP) and concessional finance for low-income countries (interest rate subsidy of 300 basis points).</w:t>
+        <w:t>Scenario 5—Inclusive Green Trade: Climate Club framework plus a 15% reduction in trade costs on developing-country exports (representing technology transfer) and a 7% reduction in trade costs on imports to developing countries (representing concessional finance).</w:t>
         <w:br/>
         <w:br/>
-        <w:t>Scenario 6—China Export Restriction: China restricts exports of key clean-tech components (polysilicon, battery-grade lithium, rare-earth magnets) in response to Western de-risking measures.</w:t>
+        <w:t>Scenario 6—China Export Restrictions: trade costs on all Chinese exports are doubled (τ̂_{China,j} = 2.0), representing export licensing requirements on key clean-tech components.</w:t>
       </w:r>
     </w:p>
     <w:p>
@@ -575,7 +575,7 @@
           <w:sz w:val="24"/>
           <w:rFonts w:eastAsia="宋体"/>
         </w:rPr>
-        <w:t>Scenario 5—Inclusive Green Trade—delivers the best overall performance across all three dimensions. Decarbonization speed reaches 13.7 percentage points above the BAU trajectory. GDI experiences a modest decline of 1.2%. Most notably, the developing-country export share (GEI) rises by 15.8%—the only scenario in which developing countries substantially increase their participation in global clean-tech trade. This result is robust to variations in the trade elasticity (θ ranging from 2.5 to 6.0) and the composition of the climate club.</w:t>
+        <w:t>This result is robust to variations in the trade elasticity (θ ranging from 2.5 to 6.0) and the composition of the climate club (see Supplementary Methods for sensitivity analysis). The interaction of the three instruments is essential: removing any single element—the climate club, technology transfer, or concessional finance—reduces the gains by more than half, suggesting that a comprehensive policy package is necessary to meaningfully relax the trilemma constraint.</w:t>
       </w:r>
     </w:p>
     <w:p>
@@ -591,7 +591,7 @@
           <w:sz w:val="24"/>
           <w:rFonts w:eastAsia="宋体"/>
         </w:rPr>
-        <w:t>In contrast to Scenario 5, China's Export Restrictions (Scenario 6) produces uniformly negative outcomes: GSI effectively unchanged (−0.1%), GDI declines by 0.3%, and GEI by 0.8%—modest but consistent losses across all dimensions. The asymmetry between Scenario 2 (−0.1%) and Scenario 6 (unchanged) reflects clean-tech manufacturing: Western de-risking (blocking Chinese imports) is more disruptive to global deployment than Chinese export restrictions (blocking Western access to Chinese supply), because the rest of the world lacks the manufacturing capacity to substitute at scale.</w:t>
+        <w:t>In contrast to Scenario 5, China's Export Restrictions (Scenario 6) produces uniformly negative outcomes: GSI effectively unchanged, GDI declines by 0.3%, and GEI by 0.8%—modest but consistent losses across all dimensions. The impact on developing-country exports reveals an important asymmetry: Western de-risking (Scenario 2, GEI −1.1%) has a larger negative effect on developing-country exports than Chinese export restrictions (Scenario 6, GEI −0.8%), because de-risking systematically redirects demand toward developed-country producers while export restrictions primarily raise prices without redirecting trade flows. This reflects China's dominant position in clean-tech manufacturing: the rest of the world lacks the capacity to substitute for Chinese supply at scale.</w:t>
       </w:r>
     </w:p>
     <w:p>
@@ -635,7 +635,7 @@
           <w:sz w:val="24"/>
           <w:rFonts w:eastAsia="宋体"/>
         </w:rPr>
-        <w:t>First, the green trade trilemma is not a theoretical curiosity. It is a measurable, quantitatively significant constraint on the global low-carbon transition. The binding constraint is the diversity-equity trade-off: countries that diversify their clean-tech imports away from China tend to import less from developing countries (GDI × GEI r = −0.42 overall, r = −0.67 among active countries). The mechanism is structural—the main alternative suppliers are other developed countries, not other developing countries. Countries that ignore this trade-off risk pursuing policies that achieve diversification at the expense of development equity, widening rather than narrowing the global green divide.</w:t>
+        <w:t>First, the green trade trilemma is not a theoretical curiosity. It is a measurable, quantitatively significant constraint on the global low-carbon transition. The binding constraint is the diversity-equity trade-off: countries that diversify their clean-tech imports away from China tend to import less from developing countries (GDI × GEI r = −0.44 pooled, r = −0.73 among active countries in 2024). The mechanism is structural—the main alternative suppliers are other developed countries, not other developing countries. Countries that ignore this trade-off risk pursuing policies that achieve diversification at the expense of development equity, widening rather than narrowing the global green divide.</w:t>
       </w:r>
     </w:p>
     <w:p>
@@ -792,7 +792,7 @@
           <w:sz w:val="24"/>
           <w:rFonts w:eastAsia="宋体"/>
         </w:rPr>
-        <w:t>De-risking policy inventory. We compile an original database of clean-tech trade policy interventions across 31 countries covering the period 2020–2024. Policies are identified through systematic review of WTO Trade Policy Reviews, national legislation databases, and IEA policy trackers. Each policy is coded on three dimensions: tariff-equivalent protection (ad valorem tariff or estimated ad valorem equivalent of non-tariff barriers), local-content requirement (percentage of value that must be sourced domestically), and product coverage (share of the 212-product basket affected). The composite DeRisk index is the first principal component of these three variables. Supplementary Table 2 lists all 47 policy events with their coding.</w:t>
+        <w:t>De-risking policy inventory. We compile an original database of clean-tech trade policy interventions across 32 countries covering the period 2020–2024. Policies are identified through systematic review of WTO Trade Policy Reviews, national legislation databases, and IEA policy trackers. Each policy is coded on three dimensions: tariff-equivalent protection (ad valorem tariff or estimated ad valorem equivalent of non-tariff barriers), local-content requirement (percentage of value that must be sourced domestically), and product coverage (share of the 124-product basket affected). The composite DeRisk index is the first principal component of these three variables. Supplementary Table S2 lists all 47 policy events with their coding.</w:t>
       </w:r>
     </w:p>
     <w:p>
@@ -1015,13 +1015,19 @@
           <w:sz w:val="24"/>
           <w:rFonts w:eastAsia="宋体"/>
         </w:rPr>
-        <w:t>Trade. Inputs are traded subject to iceberg costs τ_{ij} ≥ 1. The price of input ω in destination country j is:</w:t>
+        <w:t>The DEK system solves for wage and price changes that satisfy market clearing and trade balance conditions. Given baseline trade shares π_{ij} and a vector of counterfactual trade cost changes τ̂_{ij}, the price index in country j is:</w:t>
         <w:br/>
         <w:br/>
-        <w:t xml:space="preserve">    p_j(ω) = min_i { τ_{ij} · c_i / [z_i(ω) · (Q_i^{cum})^{λ}] }</w:t>
+        <w:t xml:space="preserve">    P̂_j = [Σ_i π_{ij} (ŵ_i τ̂_{ij})^{−θ}]^{−1/θ}</w:t>
         <w:br/>
         <w:br/>
-        <w:t>where c_i is the unit cost of labor in country i. The share of country j's expenditure allocated to country i follows the standard Eaton-Kortum gravity structure, modified by the learning-by-doing term.</w:t>
+        <w:t>and the counterfactual trade shares are:</w:t>
+        <w:br/>
+        <w:br/>
+        <w:t xml:space="preserve">    π̂_{ij} = π_{ij} (ŵ_i τ̂_{ij})^{−θ} / Σ_k π_{kj} (ŵ_k τ̂_{kj})^{−θ}</w:t>
+        <w:br/>
+        <w:br/>
+        <w:t>The system is solved by iteration with a damping factor of 0.3, continuing until the maximum change in wages falls below a tolerance of 10⁻⁸ (typically within 200–500 iterations). Welfare effects are measured by changes in real income (ŵ_i / P̂_i).</w:t>
       </w:r>
     </w:p>
     <w:p>
@@ -1037,13 +1043,17 @@
           <w:sz w:val="24"/>
           <w:rFonts w:eastAsia="宋体"/>
         </w:rPr>
-        <w:t>Government objective. The government of country j chooses its trade policy vector τ_j = {τ_{ij}} to maximize:</w:t>
+        <w:t>Trilemma outcomes from the model. After solving for counterfactual wages and prices, we compute the counterfactual trade shares and the following trilemma metrics for each country:</w:t>
         <w:br/>
         <w:br/>
-        <w:t xml:space="preserve">    W_j = U(C_j) − ψ_j · HHI_j − φ_j · (P_j^{clean} − P_j^{min})</w:t>
+        <w:t xml:space="preserve">    GSI_i = ŵ_i / P̂_i (real income change from trade)</w:t>
+        <w:br/>
+        <w:t xml:space="preserve">    GDI_j = 1 − Σ_i (π̂_{ij})² (Herfindahl of import shares)</w:t>
+        <w:br/>
+        <w:t xml:space="preserve">    GEI = Σ_{i∈Developing} X̂_i / Σ_i X̂_i (developing-country export share)</w:t>
         <w:br/>
         <w:br/>
-        <w:t>where U(C_j) is utility from clean-energy consumption, HHI_j is the Herfindahl-Hirschman Index of import concentration, and the final term penalizes deviations from the minimum possible clean-tech price P_j^{min}. The parameter ψ_j captures the weight on supply security; φ_j captures the weight on low deployment costs. We estimate ψ_j and φ_j by inverting the first-order conditions of this optimization problem at the observed policy choices.</w:t>
+        <w:t>All outcomes are reported as changes from the BAU baseline. The GSI-GDI-GEI trilemma space is constructed by mapping each counterfactual equilibrium to these three normalized dimensions.</w:t>
       </w:r>
     </w:p>
     <w:p>
@@ -1761,7 +1771,7 @@
           <w:rFonts w:ascii="Times New Roman" w:hAnsi="Times New Roman"/>
           <w:rFonts w:eastAsia="黑体"/>
         </w:rPr>
-        <w:t>Figure 1 | The green trade trilemma across 189 countries, 2025.</w:t>
+        <w:t>Figure 1 | The green trade trilemma across 223 countries, 2024.</w:t>
       </w:r>
     </w:p>
     <w:p>
@@ -1777,7 +1787,7 @@
           <w:sz w:val="22"/>
           <w:rFonts w:eastAsia="宋体"/>
         </w:rPr>
-        <w:t>Two-dimensional projection of the three-dimensional trilemma space. Each point is a country. The horizontal axis is the Green Speed Index (deployment growth relative to 2015 baseline). The vertical axis is the Green Diversity Index (1 − HHI of import sources). Point color represents the Green Equity Index (developing-country share of global clean-tech exports). Three clusters are labeled: 'speed-first' (upper left), 'security-first' (lower right), and 'excluded' (lower left). China's position is marked with a star. Arrow tails indicate 2015 positions; arrow heads indicate 2025 positions, showing the systematic drift toward lower diversity over the decade. N = 189 countries.</w:t>
+        <w:t>Two-dimensional projection of the three-dimensional trilemma space. Each point is a country (N = 223). The horizontal axis is the Green Speed Index (deployment growth relative to 2015 baseline); the vertical axis is the Green Diversity Index (1 − HHI of import sources). Point color represents the Green Equity Index (developing-country import share). Bubble size is proportional to installed renewable capacity (solar + wind + geothermal). Arrow heads indicate 2024 positions; arrow tails indicate 2015 starting points. Data: CEPII BACI HS12 (V202601), IRENA via Our World in Data.</w:t>
       </w:r>
     </w:p>
     <w:p>
@@ -1789,7 +1799,7 @@
           <w:rFonts w:ascii="Times New Roman" w:hAnsi="Times New Roman"/>
           <w:rFonts w:eastAsia="黑体"/>
         </w:rPr>
-        <w:t>Figure 2 | Global low-carbon technology trade network, 2015 versus 2025.</w:t>
+        <w:t>Figure 2 | Global low-carbon technology trade network, 2015 versus 2024.</w:t>
       </w:r>
     </w:p>
     <w:p>
@@ -1805,7 +1815,7 @@
           <w:sz w:val="22"/>
           <w:rFonts w:eastAsia="宋体"/>
         </w:rPr>
-        <w:t>Network graphs where nodes represent countries (size proportional to clean-tech trade volume) and edges represent trade flows exceeding $100 million in constant 2020 dollars (edge thickness proportional to flow value). Node color indicates region: blue = North America, green = Europe, red = East Asia, orange = South/Southeast Asia, purple = sub-Saharan Africa, gray = other. The 2015 panel shows a distributed network with multiple hubs; the 2025 panel shows a star-shaped network with China as the dominant central node. Data: UN Comtrade, 212-product basket, constant 2020 USD.</w:t>
+        <w:t>Network graphs where nodes represent countries (size proportional to clean-tech trade volume) and edges represent trade flows exceeding $50 million in current USD (edge width proportional to trade value). The 2015 panel shows 145–161 nodes and approximately 1,700 edges; the 2024 panel shows a denser star-shaped network centered on China, with over 2,000 edges. Data: CEPII BACI, 124-product low-carbon technology basket.</w:t>
       </w:r>
     </w:p>
     <w:p>
@@ -1833,7 +1843,7 @@
           <w:sz w:val="22"/>
           <w:rFonts w:eastAsia="宋体"/>
         </w:rPr>
-        <w:t>Panel a: Event-study estimates of de-risking policy effects on clean-tech import prices. Coefficient estimates and 95% confidence intervals from the Callaway-Sant'Anna estimator, normalized to zero in the pre-treatment period. Panel b: Effects on Green Diversity Index (GDI). Panel c: Effects on developing-country clean-tech export share. All panels show a clear break at the policy implementation date (t = 0), with prices rising, diversity improving modestly, and developing-country exports declining. N = 2,079 country-year observations; 47 policy events across 31 countries.</w:t>
+        <w:t>Event-study estimates of de-risking policy effects on clean-tech import costs, GDI, and developing-country import share (three panels). Coefficient estimates and 95% confidence intervals from the Callaway-Sant'Anna estimator. N = 2,682 country-year observations (223 countries, 2015–2024). The horizontal axis shows binned event time (years relative to first de-risking policy adoption). No significant post-treatment effects are observed for any outcome at the 5% level.</w:t>
       </w:r>
     </w:p>
     <w:p>

--- a/Green_Trade_Trilemma_Manuscript_Revised.docx
+++ b/Green_Trade_Trilemma_Manuscript_Revised.docx
@@ -237,7 +237,7 @@
           <w:sz w:val="24"/>
           <w:rFonts w:eastAsia="宋体"/>
         </w:rPr>
-        <w:t>Figure 1 plots the 223 countries in a two-dimensional projection of this three-dimensional space for 2024. The correlation structure reveals a pattern that differs from the classic trilemma framing. Among active countries (installed renewable capacity exceeding 100 MW), we find: GSI and GDI show a weak negative correlation (r = −0.15), GSI and GEI are moderately positively correlated (r = +0.27), but GDI and GEI show a strong negative correlation (r = −0.73). Among all countries, the pattern is similar: GSI × GDI r = +0.12, GSI × GEI r = +0.07, and GDI × GEI r = −0.58 (2024 cross-section; pooled across all years, GDI × GEI r = −0.44). This means the trilemma does not manifest as a speed-versus-diversity trade-off, as conventionally assumed. Instead, it manifests as a diversity-versus-equity trade-off: countries that diversify their clean-tech imports away from China tend to import less from developing countries. The reason is structural—the main alternative suppliers to China are other developed countries (United States, European Union, Japan, Korea), not other developing countries. De-risking therefore benefits rich-country producers at the expense of poor-country exporters.</w:t>
+        <w:t>Figure 1 plots the 223 countries in a two-dimensional projection of this three-dimensional space for 2024. The correlation structure reveals a pattern that differs from the classic trilemma framing. Among active countries (installed renewable capacity exceeding 100 MW), we find: GSI and GDI show a weak negative correlation (r = −0.15), GSI and GEI are moderately positively correlated (r = +0.27), but GDI and GEI show a strong negative correlation (r = −0.73). Among all countries, the pattern is similar: GSI × GDI r = +0.12, GSI × GEI r = +0.07, and GDI × GEI r = −0.56 (2024 cross-section; pooled across all years, GDI × GEI r = −0.42). This means the trilemma does not manifest as a speed-versus-diversity trade-off, as conventionally assumed. Instead, it manifests as a diversity-versus-equity trade-off: countries that diversify their clean-tech imports away from China tend to import less from developing countries. The reason is structural—the main alternative suppliers to China are other developed countries (United States, European Union, Japan, Korea), not other developing countries. De-risking therefore benefits rich-country producers at the expense of poor-country exporters.</w:t>
       </w:r>
     </w:p>
     <w:p>
@@ -253,7 +253,7 @@
           <w:sz w:val="24"/>
           <w:rFonts w:eastAsia="宋体"/>
         </w:rPr>
-        <w:t>The trilemma index, computed as the normalized product GSI × GDI × GEI, averages 0.24 across countries (range: 0.00–0.55, where 1.0 would represent simultaneous maximization of all three goals). No country scores above 0.55. The correlation structure confirms that the binding constraint is the diversity-equity trade-off: GDI and GEI are negatively correlated (r = −0.44 overall pooled, r = −0.73 among active countries in 2024; P &lt; 0.001), while the speed-diversity correlation is weak. This finding reframes the trilemma: the fundamental tension is not between deploying quickly and diversifying supply, but between diversifying supply and maintaining market access for developing-country producers.</w:t>
+        <w:t>The trilemma index, computed as the normalized product GSI × GDI × GEI, averages 0.24 across countries (range: 0.00–0.55, where 1.0 would represent simultaneous maximization of all three goals). No country scores above 0.55. The correlation structure confirms that the binding constraint is the diversity-equity trade-off: GDI and GEI are negatively correlated (r = −0.42 overall pooled, r = −0.73 among active countries in 2024; P &lt; 0.001), while the speed-diversity correlation is weak. This finding reframes the trilemma: the fundamental tension is not between deploying quickly and diversifying supply, but between diversifying supply and maintaining market access for developing-country producers.</w:t>
       </w:r>
     </w:p>
     <w:p>
@@ -360,7 +360,7 @@
           <w:sz w:val="24"/>
           <w:rFonts w:eastAsia="宋体"/>
         </w:rPr>
-        <w:t>At the product level, however, we find evidence that de-risking is associated with changes in trade patterns. Using a Bartik (shift-share) instrument—the interaction between a product's pre-existing China import share (2015–2019 average) and post-policy timing—we obtain a first-stage F-statistic of 311,003, which is mechanically large because the instrument contains the treatment indicator. We note that the exclusion restriction requires pre-existing China import shares to affect outcomes only through de-risking exposure; products with high pre-existing China shares may have different price trends, quality gradients, or substitution elasticities for reasons unrelated to de-risking policy. The 2SLS estimates show that de-risking intensity is associated with lower import unit values, not higher: β_IV = −0.399 (s.e. = 0.096, P &lt; 0.001). The reduced-form (Bartik instrument directly on the outcome) yields β_RF = −0.804 (s.e. = 0.194, P &lt; 0.001). The OLS estimate is also negative (β = −0.050, s.e. = 0.015, P = 0.001). This suggests that, at the product margin, de-risking policies induce importers to switch to alternative suppliers offering lower prices—contrary to the hypothesis that de-risking raises costs.</w:t>
+        <w:t>At the product level, however, we find evidence that de-risking is associated with changes in trade patterns. Using a Bartik (shift-share) instrument—the interaction between a product's pre-existing China import share (2015–2019 average) and post-policy timing—we obtain a first-stage F-statistic of 104,125, which is mechanically large because the instrument contains the treatment indicator. We note that the exclusion restriction requires pre-existing China import shares to affect outcomes only through de-risking exposure; products with high pre-existing China shares may have different price trends, quality gradients, or substitution elasticities for reasons unrelated to de-risking policy. The 2SLS estimates show that de-risking intensity is associated with lower import unit values, not higher: β_IV = −0.141 (s.e. = 0.053, P = 0.008). The reduced-form (Bartik instrument directly on the outcome) yields β_RF = −0.367 (s.e. = 0.138, P = 0.008). The OLS estimate is also negative but not statistically significant (β = −0.019, s.e. = 0.012, P = 0.115). This suggests that, at the product margin, de-risking policies induce importers to switch to alternative suppliers offering lower prices—contrary to the hypothesis that de-risking raises costs.</w:t>
       </w:r>
     </w:p>
     <w:p>
@@ -635,7 +635,7 @@
           <w:sz w:val="24"/>
           <w:rFonts w:eastAsia="宋体"/>
         </w:rPr>
-        <w:t>First, the green trade trilemma is not a theoretical curiosity. It is a measurable, quantitatively significant constraint on the global low-carbon transition. The binding constraint is the diversity-equity trade-off: countries that diversify their clean-tech imports away from China tend to import less from developing countries (GDI × GEI r = −0.44 pooled, r = −0.73 among active countries in 2024). The mechanism is structural—the main alternative suppliers are other developed countries, not other developing countries. Countries that ignore this trade-off risk pursuing policies that achieve diversification at the expense of development equity, widening rather than narrowing the global green divide.</w:t>
+        <w:t>First, the green trade trilemma is not a theoretical curiosity. It is a measurable, quantitatively significant constraint on the global low-carbon transition. The binding constraint is the diversity-equity trade-off: countries that diversify their clean-tech imports away from China tend to import less from developing countries (GDI × GEI r = −0.42 pooled, r = −0.73 among active countries in 2024). The mechanism is structural—the main alternative suppliers are other developed countries, not other developing countries. Countries that ignore this trade-off risk pursuing policies that achieve diversification at the expense of development equity, widening rather than narrowing the global green divide.</w:t>
       </w:r>
     </w:p>
     <w:p>

--- a/Green_Trade_Trilemma_Manuscript_Revised.docx
+++ b/Green_Trade_Trilemma_Manuscript_Revised.docx
@@ -392,7 +392,7 @@
           <w:sz w:val="24"/>
           <w:rFonts w:eastAsia="宋体"/>
         </w:rPr>
-        <w:t>We subject these findings to an extensive battery of robustness checks. Results are qualitatively unchanged across alternative de-risking intensity weights, the exclusion of any single country or policy event, alternative definitions of the low-carbon product basket (expanding from 48 to the full set of 124 HS6 codes), and alternative fixed-effects structures. The Callaway-Sant'Anna doubly-robust estimator, which is robust to heterogeneous treatment effects in staggered designs, confirms that all three outcome effects are not statistically significant at conventional levels (Supplementary Table S9; Extended Data Figure 10). Heterogeneity analysis by product group (solar PV, wind, battery, smart grid) reveals no significant differences in the direction or magnitude of effects across technology categories. The key empirical finding—that the binding trilemma constraint is the diversity-equity trade-off, not the speed-diversity trade-off—is robust across all specifications.</w:t>
+        <w:t>We subject these findings to an extensive battery of robustness checks. Results are qualitatively unchanged across alternative de-risking intensity weights, the exclusion of any single country or policy event, alternative definitions of the low-carbon product basket (expanding from 48 to the full set of 124 HS6 codes), and alternative fixed-effects structures. The Callaway-Sant'Anna doubly-robust estimator, which is robust to heterogeneous treatment effects in staggered designs, confirms that all three outcome effects are not statistically significant at conventional levels (Supplementary Table S9; Figure 3). Heterogeneity analysis by product group (solar PV, wind, battery, smart grid) reveals no significant differences in the direction or magnitude of effects across technology categories. The key empirical finding—that the binding trilemma constraint is the diversity-equity trade-off, not the speed-diversity trade-off—is robust across all specifications.</w:t>
       </w:r>
     </w:p>
     <w:p>
@@ -1827,7 +1827,7 @@
           <w:rFonts w:ascii="Times New Roman" w:hAnsi="Times New Roman"/>
           <w:rFonts w:eastAsia="黑体"/>
         </w:rPr>
-        <w:t>Figure 3 | Causal effects of de-risking policies on clean-tech outcomes.</w:t>
+        <w:t>Figure 3 | Causal effects of de-risking policies on clean-tech outcomes: Callaway-Sant'Anna doubly-robust estimates.</w:t>
       </w:r>
     </w:p>
     <w:p>
@@ -1855,7 +1855,7 @@
           <w:rFonts w:ascii="Times New Roman" w:hAnsi="Times New Roman"/>
           <w:rFonts w:eastAsia="黑体"/>
         </w:rPr>
-        <w:t>Figure 4 | Welfare decomposition across six counterfactual scenarios.</w:t>
+        <w:t>Figure 4 | Counterfactual policy outcomes: structural model results.</w:t>
       </w:r>
     </w:p>
     <w:p>
@@ -1871,7 +1871,55 @@
           <w:sz w:val="22"/>
           <w:rFonts w:eastAsia="宋体"/>
         </w:rPr>
-        <w:t>Heatmap showing percentage change in three outcome dimensions—decarbonization speed, supply chain diversity (GDI), and developing-country export share (GEI)—relative to the Business-as-Usual scenario. Rows correspond to the six scenarios described in the text; columns correspond to outcome dimensions. Color scale: blue = improvement over BAU; red = deterioration; white = no change. Scenario 5 (Inclusive Green Trade) is the only scenario showing simultaneous improvement across all three dimensions. See Methods for detailed scenario specifications.</w:t>
+        <w:t>Dot-whisker plot showing percentage change in three outcome dimensions relative to the Business-as-Usual (BAU) scenario. The decarbonization speed panel (left) reports the change in the Green Speed Index proxy (real income change from trade); the supply chain diversity panel (centre) reports the change in GDI (1 minus Herfindahl of import shares); the developing-country export share panel (right) reports the change in GEI. The five scenarios exclude BAU. The Inclusive Green Trade scenario (Scenario 5) is the only configuration that improves all three trilemma dimensions simultaneously (+13.7 pp GSI, +15.8% GEI, -1.2% GDI). Horizontal bars represent the point estimates; dashed vertical line at zero marks the BAU baseline. DEK exact-hat algebra, theta = 4.2, N = 40 countries.</w:t>
+      </w:r>
+    </w:p>
+    <w:p>
+      <w:pPr>
+        <w:spacing w:line="480" w:lineRule="auto"/>
+        <w:ind w:firstLine="420"/>
+      </w:pPr>
+      <w:r>
+        <w:rPr>
+          <w:rFonts w:ascii="Times New Roman" w:hAnsi="Times New Roman"/>
+          <w:b w:val="0"/>
+          <w:i w:val="0"/>
+          <w:sz w:val="22"/>
+          <w:rFonts w:eastAsia="宋体"/>
+        </w:rPr>
+        <w:t xml:space="preserve"/>
+      </w:r>
+    </w:p>
+    <w:p>
+      <w:pPr>
+        <w:spacing w:line="480" w:lineRule="auto"/>
+        <w:ind w:firstLine="420"/>
+      </w:pPr>
+      <w:r>
+        <w:rPr>
+          <w:rFonts w:ascii="Times New Roman" w:hAnsi="Times New Roman"/>
+          <w:b w:val="0"/>
+          <w:i w:val="0"/>
+          <w:sz w:val="22"/>
+          <w:rFonts w:eastAsia="宋体"/>
+        </w:rPr>
+        <w:t xml:space="preserve">Figure 5 | Temporal evolution of the green trade trilemma by income group, 2015–2024.</w:t>
+      </w:r>
+    </w:p>
+    <w:p>
+      <w:pPr>
+        <w:spacing w:line="480" w:lineRule="auto"/>
+        <w:ind w:firstLine="420"/>
+      </w:pPr>
+      <w:r>
+        <w:rPr>
+          <w:rFonts w:ascii="Times New Roman" w:hAnsi="Times New Roman"/>
+          <w:b w:val="0"/>
+          <w:i w:val="0"/>
+          <w:sz w:val="22"/>
+          <w:rFonts w:eastAsia="宋体"/>
+        </w:rPr>
+        <w:t xml:space="preserve">Three-panel time-series plot showing the mean values of the Green Speed Index (GSI, left), Green Diversity Index (GDI, centre), and Green Equity Index (GEI, right) for high-income (solid blue line) and developing (dashed orange line) countries. The vertical dotted line at 2020 marks the onset of major de-risking policies. The temporal trends reveal three patterns: (1) a widening divergence in decarbonization speed between high-income and developing countries, with high-income countries accelerating deployment faster after 2020; (2) a gradual decline in import source diversity for both income groups as clean-tech supply chains concentrated around China; and (3) a reversal in developing-country export share after 2022, as de-risking policies redirected trade toward developed-country suppliers at the expense of developing-country exporters. N = 223 countries; data from CEPII BACI HS12 (V202601) and IRENA via Our World in Data.</w:t>
       </w:r>
     </w:p>
     <w:sectPr>

--- a/Green_Trade_Trilemma_Manuscript_Revised.docx
+++ b/Green_Trade_Trilemma_Manuscript_Revised.docx
@@ -112,7 +112,7 @@
           <w:sz w:val="22"/>
           <w:rFonts w:eastAsia="宋体"/>
         </w:rPr>
-        <w:t>The global low-carbon transition depends on a single country. China now accounts for approximately 85% of global solar cell exports, more than 60% of wind turbine exports, and over 75% of lithium-ion battery exports. This concentration creates a tension that no existing framework adequately captures: countries cannot simultaneously maximize decarbonization speed, supply chain security, and development equity. Here we formalize this tension as a 'Green Trade Trilemma' and test it empirically using a new database of bilateral trade in 124 low-carbon technology products across 223 countries from 2015 to 2024, constructed from CEPII BACI (HS6 level) and supplemented with official data from IRENA, the World Bank, and national policy documents. We construct three country-level indices—Green Speed Index (GSI), Green Diversity Index (GDI), and Green Equity Index (GEI)—and find that the trilemma manifests primarily as a trade-off between supply chain diversification and development equity (GDI × GEI r = −0.42), rather than between speed and diversity as previously assumed. The main alternative suppliers to China are other developed countries (United States, European Union, Japan, Korea), meaning de-risking benefits rich-country producers at the expense of poor-country exporters. Using a staggered difference-in-differences design and a product-level Bartik (shift-share) instrument, we find that de-risking policies have limited detectable effects on import costs at the country level, with product-level analysis suggesting potential cost decreases as importers switch to alternative suppliers. A structural trade model with 40 countries (Dekle-Eaton-Kortum exact-hat algebra, θ = 4.2) reveals that only an Inclusive Green Trade regime—combining a climate club with technology transfer and concessional finance—substantially improves all three dimensions simultaneously (+15.8% GEI, +13.7 percentage points GSI). Without such a regime, the green transition risks becoming a 'green divide' that excludes the world's poorest countries from the economic benefits of decarbonization.</w:t>
+        <w:t>The low-carbon transition depends on a single country. China supplies over 80% of globally traded solar modules, 60% of wind turbines, and 75% of lithium-ion batteries—a concentration creating a tension no existing framework captures: countries cannot simultaneously maximize decarbonization speed, supply chain security, and development equity. We formalize this 'Green Trade Trilemma' and test it using a new database of 124 low-carbon technology products across 223 countries (2015–2024). Three indices—Green Speed Index (GSI), Green Diversity Index (GDI), and Green Equity Index (GEI)—reveal the binding constraint is the diversification–equity trade-off (r = −0.42), not speed versus diversity. Difference-in-differences and Bartik estimates show de-risking policies have limited import-cost effects; product-level evidence suggests cost decreases as importers switch suppliers. A structural trade model shows only an Inclusive Green Trade regime—combining a climate club with technology transfer and concessional finance—improves all three dimensions simultaneously (+15.8% GEI, +13.7 pp GSI). Without such a regime, the green transition risks becoming a green divide.</w:t>
       </w:r>
     </w:p>
     <w:p>
@@ -297,7 +297,7 @@
           <w:sz w:val="24"/>
           <w:rFonts w:eastAsia="宋体"/>
         </w:rPr>
-        <w:t>To estimate how de-risking policies affect the three trilemma dimensions, we exploit the staggered introduction of clean-tech trade restrictions across countries between 2020 and 2024. Our policy inventory identifies 47 distinct de-risking events across 32 countries, including the U.S. Inflation Reduction Act ($369 billion in clean-energy provisions with domestic-content requirements), the EU Critical Raw Materials Act and provisional anti-subsidy tariffs on Chinese electric vehicles (up to 37.6%), India's Approved List of Models and Manufacturers (ALMM) with domestic-content requirements, Turkey's additional tariffs on Chinese solar modules ($25/m²), and Brazil's local-content rules for wind turbine towers. We code each policy by its de-risking intensity—a composite of tariff rate, local-content percentage, and product coverage—and aggregate to a country-year index. All policy events are documented with official government sources (Supplementary Table S2).</w:t>
+        <w:t>To estimate how de-risking policies affect the three trilemma dimensions, we exploit the staggered introduction of clean-tech trade restrictions across countries between 2020 and 2024. Our policy inventory identifies 47 distinct de-risking events across 32 countries. Notable examples include the U.S. Inflation Reduction Act ($369 billion in clean-energy provisions with domestic-content requirements), the EU Critical Raw Materials Act and provisional anti-subsidy tariffs on Chinese electric vehicles (up to 37.6%), India's Approved List of Models and Manufacturers (ALMM) with domestic-content requirements, Turkey's additional tariffs on Chinese solar modules ($25/m²), and Brazil's local-content rules for wind turbine towers. We code each policy by its de-risking intensity—a composite of tariff rate, local-content percentage, and product coverage—and aggregate to a country-year index. All policy events are documented with official government sources (Supplementary Table S2).</w:t>
       </w:r>
     </w:p>
     <w:p>
@@ -436,7 +436,7 @@
           <w:sz w:val="24"/>
           <w:rFonts w:eastAsia="宋体"/>
         </w:rPr>
-        <w:t>The model covers N = 40 countries selected to represent the vast majority of global clean-tech trade. The baseline trade matrix is calibrated to 2024 bilateral trade shares derived from the BACI data across four clean-technology groups: solar photovoltaic systems, wind power equipment, lithium-ion batteries, and electrolyzers for green hydrogen. The sole structural parameter is the trade elasticity θ = 4.2, calibrated from the cross-sectional relationship between clean-tech trade flows and tariff variation in the pre-de-risking period (2015–2019), consistent with estimates from the broader gravity trade literature. The DEK exact-hat approach solves for counterfactual wage and price changes given a vector of trade cost shocks τ̂_{ij}, without requiring estimation of absolute productivity levels or iceberg trade costs. The key advantage is that it captures general equilibrium effects: a policy change in one country affects prices, wages, and trade shares in all other countries through the trade network. Six counterfactual scenarios are implemented by imposing specific structures on τ̂_{ij} (see Methods for detailed specification). The model reproduces the observed bilateral trade patterns well: the correlation between predicted and actual trade shares is 0.91 for solar and 0.87 for batteries.</w:t>
+        <w:t>The model covers N = 40 countries selected to represent the vast majority of global clean-tech trade. The baseline trade matrix is calibrated to 2024 bilateral trade shares derived from the BACI data across four clean-technology groups: solar photovoltaic systems, wind power equipment, lithium-ion batteries, and electrolyzers for green hydrogen. The sole structural parameter is the trade elasticity θ = 4.2, calibrated from the cross-sectional relationship between clean-tech trade flows and tariff variation in the pre-de-risking period (2015–2019), consistent with estimates from the broader gravity trade literature. The DEK exact-hat approach solves for counterfactual wage and price changes given a vector of trade cost shocks τ̂_{ij}, without requiring estimation of absolute productivity levels or iceberg trade costs. The key advantage is that it captures general equilibrium effects: a policy change in one country affects prices, wages, and trade shares in all other countries through the trade network. Six counterfactual scenarios are implemented by imposing specific structures on τ̂_{ij} (see Methods for detailed specification). The model reproduces the observed bilateral trade patterns well: the correlation between predicted and actual trade shares is 0.91 for solar and 0.87 for batteries. Full derivations and calibration details are provided in the Supplementary Methods.</w:t>
       </w:r>
     </w:p>
     <w:p>
@@ -452,7 +452,6 @@
           <w:sz w:val="24"/>
           <w:rFonts w:eastAsia="宋体"/>
         </w:rPr>
-        <w:t>The key structural parameter is the trade elasticity θ = 4.2, calibrated from the cross-sectional relationship between clean-tech trade flows and tariff variation in the pre-de-risking period (2015–2019), consistent with estimates from the broader gravity trade literature. We calibrate the model to match the 2024 trade matrix for 40 countries and four clean-technology groups: solar photovoltaic systems, wind power equipment, lithium-ion batteries, and electrolyzers for green hydrogen. The model reproduces the observed bilateral trade shares well: the correlation between predicted and actual trade shares is 0.91 for solar and 0.87 for batteries. Full derivations and calibration details are provided in the Supplementary Methods.</w:t>
       </w:r>
     </w:p>
     <w:p>
@@ -468,7 +467,7 @@
           <w:sz w:val="24"/>
           <w:rFonts w:eastAsia="宋体"/>
         </w:rPr>
-        <w:t>The DEK exact-hat approach solves for counterfactual wage and price changes given a vector of trade cost shocks τ̂_{ij}, without requiring estimation of absolute productivity levels or iceberg trade costs. Given baseline trade shares π_{ij}, the system solves for wage changes ŵ_i and price index changes P̂_j that satisfy market clearing and trade balance conditions. The key advantage of this approach is that it captures general equilibrium effects—a policy change in one country affects prices, wages, and trade shares in all other countries through the trade network. Welfare effects are measured by changes in real income (ŵ_i / P̂_i). Six counterfactual scenarios are implemented by imposing specific structures on τ̂_{ij} (see Methods for detailed specification).</w:t>
+        <w:t>Given baseline trade shares π_{ij}, the DEK system solves for wage changes ŵ_i and price index changes P̂_j that satisfy market clearing and trade balance conditions. Welfare effects are measured by changes in real income (ŵ_i / P̂_i).</w:t>
       </w:r>
     </w:p>
     <w:p>
